--- a/downloads/student/ai-4-week-04.docx
+++ b/downloads/student/ai-4-week-04.docx
@@ -2543,6 +2543,16 @@
     <w:p>
       <w:r>
         <w:t>The measured-row mean may not represent the missing plants; investigate why those readings are absent.</w:t>
+      </w:r>
+    </w:p>
+    <w:p>
+      <w:r>
+        <w:t>Read the labelled picture: Why should the missing value not silently become zero? Point to the relevant step in the picture, then write the changed result and the rule or evidence that supports it.</w:t>
+      </w:r>
+    </w:p>
+    <w:p>
+      <w:r>
+        <w:t>Change one thing: S changes from 0 to None. Predict the result before checking the explanation. What remains the same?</w:t>
       </w:r>
     </w:p>
     <w:p>
@@ -4562,6 +4572,187 @@
     <w:p>
       <w:r>
         <w:t>Attempt the independent case before hints. Record whether you worked alone, used a hint or followed a model. After feedback, fix the first unsupported step and explain why it changed. A later check uses a changed case, not a copied answer.</w:t>
+      </w:r>
+    </w:p>
+    <w:p>
+      <w:pPr>
+        <w:pStyle w:val="Heading1"/>
+      </w:pPr>
+      <w:r>
+        <w:t>15. Your lesson route</w:t>
+      </w:r>
+    </w:p>
+    <w:p>
+      <w:r>
+        <w:t>Start with this question: Inspect a small table before asking Python to compute an average.</w:t>
+      </w:r>
+    </w:p>
+    <w:tbl>
+      <w:tblPr>
+        <w:tblStyle w:val="LightShading-Accent1"/>
+        <w:tblW w:type="auto" w:w="0"/>
+        <w:tblLook w:firstColumn="1" w:firstRow="1" w:lastColumn="0" w:lastRow="0" w:noHBand="0" w:noVBand="1" w:val="04A0"/>
+      </w:tblPr>
+      <w:tblGrid>
+        <w:gridCol w:w="5112"/>
+        <w:gridCol w:w="5112"/>
+      </w:tblGrid>
+      <w:tr>
+        <w:trPr>
+          <w:tblHeader/>
+        </w:trPr>
+        <w:tc>
+          <w:tcPr>
+            <w:tcW w:type="dxa" w:w="5112"/>
+          </w:tcPr>
+          <w:p>
+            <w:r>
+              <w:t>By the end, I can</w:t>
+            </w:r>
+          </w:p>
+        </w:tc>
+        <w:tc>
+          <w:tcPr>
+            <w:tcW w:type="dxa" w:w="5112"/>
+          </w:tcPr>
+          <w:p>
+            <w:r>
+              <w:t>How I will show it</w:t>
+            </w:r>
+          </w:p>
+        </w:tc>
+      </w:tr>
+      <w:tr>
+        <w:tc>
+          <w:tcPr>
+            <w:tcW w:type="dxa" w:w="5112"/>
+          </w:tcPr>
+          <w:p>
+            <w:r>
+              <w:t>Specify a table schema</w:t>
+            </w:r>
+          </w:p>
+        </w:tc>
+        <w:tc>
+          <w:tcPr>
+            <w:tcW w:type="dxa" w:w="5112"/>
+          </w:tcPr>
+          <w:p>
+            <w:r>
+              <w:t>Explain the deciding step, show a trace or test, and state one limit.</w:t>
+            </w:r>
+          </w:p>
+        </w:tc>
+      </w:tr>
+      <w:tr>
+        <w:tc>
+          <w:tcPr>
+            <w:tcW w:type="dxa" w:w="5112"/>
+          </w:tcPr>
+          <w:p>
+            <w:r>
+              <w:t>Check types and units as well as names</w:t>
+            </w:r>
+          </w:p>
+        </w:tc>
+        <w:tc>
+          <w:tcPr>
+            <w:tcW w:type="dxa" w:w="5112"/>
+          </w:tcPr>
+          <w:p>
+            <w:r>
+              <w:t>Explain the deciding step, show a trace or test, and state one limit.</w:t>
+            </w:r>
+          </w:p>
+        </w:tc>
+      </w:tr>
+      <w:tr>
+        <w:tc>
+          <w:tcPr>
+            <w:tcW w:type="dxa" w:w="5112"/>
+          </w:tcPr>
+          <w:p>
+            <w:r>
+              <w:t>Distinguish structural validity from truth</w:t>
+            </w:r>
+          </w:p>
+        </w:tc>
+        <w:tc>
+          <w:tcPr>
+            <w:tcW w:type="dxa" w:w="5112"/>
+          </w:tcPr>
+          <w:p>
+            <w:r>
+              <w:t>Explain the deciding step, show a trace or test, and state one limit.</w:t>
+            </w:r>
+          </w:p>
+        </w:tc>
+      </w:tr>
+    </w:tbl>
+    <w:p>
+      <w:r>
+        <w:t>Remember → watch and explain → try with help → investigate → try independently → keep project evidence. Your teacher may spread this lesson across several classes.</w:t>
+      </w:r>
+    </w:p>
+    <w:p>
+      <w:r>
+        <w:t>Keep your first prediction. Compare it with what the evidence shows and explain any change.</w:t>
+      </w:r>
+    </w:p>
+    <w:p>
+      <w:pPr>
+        <w:pStyle w:val="Heading1"/>
+      </w:pPr>
+      <w:r>
+        <w:t>16. Finish and return</w:t>
+      </w:r>
+    </w:p>
+    <w:p>
+      <w:r>
+        <w:t>Close your notes. Explain this goal in your own words: Specify a table schema</w:t>
+      </w:r>
+    </w:p>
+    <w:p>
+      <w:pPr>
+        <w:pStyle w:val="Heading3"/>
+      </w:pPr>
+      <w:r>
+        <w:t>My deciding step, evidence and one remaining question</w:t>
+      </w:r>
+    </w:p>
+    <w:p>
+      <w:r>
+        <w:t>________________________________________________________________</w:t>
+      </w:r>
+    </w:p>
+    <w:p>
+      <w:r>
+        <w:t>________________________________________________________________</w:t>
+      </w:r>
+    </w:p>
+    <w:p>
+      <w:r>
+        <w:t>________________________________________________________________</w:t>
+      </w:r>
+    </w:p>
+    <w:p>
+      <w:r>
+        <w:t>________________________________________________________________</w:t>
+      </w:r>
+    </w:p>
+    <w:p>
+      <w:r>
+        <w:t>________________________________________________________________</w:t>
+      </w:r>
+    </w:p>
+    <w:p>
+      <w:r>
+        <w:t>If you are unsure, return to the worked picture and explain one arrow. If you are ready, change an input or assumption and justify your prediction.</w:t>
+      </w:r>
+    </w:p>
+    <w:p>
+      <w:r>
+        <w:t>Save your workbook evidence. At the next review, try a different case before opening your old answer.</w:t>
       </w:r>
     </w:p>
     <w:sectPr>

--- a/downloads/student/ai-4-week-04.docx
+++ b/downloads/student/ai-4-week-04.docx
@@ -4753,6 +4753,210 @@
     <w:p>
       <w:r>
         <w:t>Save your workbook evidence. At the next review, try a different case before opening your old answer.</w:t>
+      </w:r>
+    </w:p>
+    <w:p>
+      <w:pPr>
+        <w:pStyle w:val="Heading1"/>
+      </w:pPr>
+      <w:r>
+        <w:t>17. Supported practice, repair and portfolio</w:t>
+      </w:r>
+    </w:p>
+    <w:p>
+      <w:r>
+        <w:t>Use this supported practice once, in the browser or on paper. Keep the reserved independent assessment for a separate first attempt before teacher feedback.</w:t>
+      </w:r>
+    </w:p>
+    <w:p>
+      <w:r>
+        <w:t>Inspect a small table before asking Python to compute an average.</w:t>
+      </w:r>
+    </w:p>
+    <w:p>
+      <w:pPr>
+        <w:pStyle w:val="Heading3"/>
+      </w:pPr>
+      <w:r>
+        <w:t>Practice 1: explain the deciding evidence</w:t>
+      </w:r>
+    </w:p>
+    <w:p>
+      <w:r>
+        <w:t>Which labelled step matches this detail? Report 3/4 measured, retaining the missing record separately.</w:t>
+      </w:r>
+    </w:p>
+    <w:p>
+      <w:r>
+        <w:t>1. Check records</w:t>
+      </w:r>
+    </w:p>
+    <w:p>
+      <w:r>
+        <w:t>2. Report coverage</w:t>
+      </w:r>
+    </w:p>
+    <w:p>
+      <w:r>
+        <w:t>3. Calculate mean</w:t>
+      </w:r>
+    </w:p>
+    <w:p>
+      <w:pPr>
+        <w:pStyle w:val="Heading3"/>
+      </w:pPr>
+      <w:r>
+        <w:t>My selected conclusion, deciding fact and explanation</w:t>
+      </w:r>
+    </w:p>
+    <w:p>
+      <w:r>
+        <w:t>________________________________________________________________</w:t>
+      </w:r>
+    </w:p>
+    <w:p>
+      <w:r>
+        <w:t>________________________________________________________________</w:t>
+      </w:r>
+    </w:p>
+    <w:p>
+      <w:r>
+        <w:t>________________________________________________________________</w:t>
+      </w:r>
+    </w:p>
+    <w:p>
+      <w:r>
+        <w:t>________________________________________________________________</w:t>
+      </w:r>
+    </w:p>
+    <w:p>
+      <w:r>
+        <w:t>________________________________________________________________</w:t>
+      </w:r>
+    </w:p>
+    <w:p>
+      <w:r>
+        <w:t>Hint if needed: Read the steps in the pictorial case. Match the supplied detail to the stage that performs or records it.</w:t>
+      </w:r>
+    </w:p>
+    <w:p>
+      <w:r>
+        <w:t>After your attempt, compare with the supported explanation: Report coverage Report 3/4 measured, retaining the missing record separately. Read the picture in order. Report 3/4 measured, retaining the missing record separately. The arrows show which recorded input or intermediate result each decision uses. Explain the deciding step aloud before checking the changed case; pointing to the final answer alone does not show how it follows.</w:t>
+      </w:r>
+    </w:p>
+    <w:p>
+      <w:pPr>
+        <w:pStyle w:val="Heading3"/>
+      </w:pPr>
+      <w:r>
+        <w:t>Practice 2: explain the deciding evidence</w:t>
+      </w:r>
+    </w:p>
+    <w:p>
+      <w:r>
+        <w:t>Changed-case practice: S changes from 0 to None. Which conclusion is supported by the supplied facts?</w:t>
+      </w:r>
+    </w:p>
+    <w:p>
+      <w:r>
+        <w:t>1. This one example guarantees correct results for every future input.</w:t>
+      </w:r>
+    </w:p>
+    <w:p>
+      <w:r>
+        <w:t>2. We can decide the result without examining the changed input or the procedure.</w:t>
+      </w:r>
+    </w:p>
+    <w:p>
+      <w:r>
+        <w:t>3. Mean becomes (2+6)/2=4 cm with 2/4 measured.</w:t>
+      </w:r>
+    </w:p>
+    <w:p>
+      <w:pPr>
+        <w:pStyle w:val="Heading3"/>
+      </w:pPr>
+      <w:r>
+        <w:t>My selected conclusion, deciding fact and explanation</w:t>
+      </w:r>
+    </w:p>
+    <w:p>
+      <w:r>
+        <w:t>________________________________________________________________</w:t>
+      </w:r>
+    </w:p>
+    <w:p>
+      <w:r>
+        <w:t>________________________________________________________________</w:t>
+      </w:r>
+    </w:p>
+    <w:p>
+      <w:r>
+        <w:t>________________________________________________________________</w:t>
+      </w:r>
+    </w:p>
+    <w:p>
+      <w:r>
+        <w:t>________________________________________________________________</w:t>
+      </w:r>
+    </w:p>
+    <w:p>
+      <w:r>
+        <w:t>________________________________________________________________</w:t>
+      </w:r>
+    </w:p>
+    <w:p>
+      <w:r>
+        <w:t>Hint if needed: Use the changed condition and the deciding step in the pictorial trace. The answer must say what follows from those facts.</w:t>
+      </w:r>
+    </w:p>
+    <w:p>
+      <w:r>
+        <w:t>After your attempt, compare with the supported explanation: Mean becomes (2+6)/2=4 cm with 2/4 measured. Removing a measured zero changes both the denominator and the coverage.</w:t>
+      </w:r>
+    </w:p>
+    <w:p>
+      <w:pPr>
+        <w:pStyle w:val="Heading3"/>
+      </w:pPr>
+      <w:r>
+        <w:t>Repair a missing building block</w:t>
+      </w:r>
+    </w:p>
+    <w:p>
+      <w:r>
+        <w:t>Review Classification or Regression? (ai-4/3). Goal: Identify a task from the meaning of its target. Short practice: Did regression MAE improve when the boundary changed? Point to the relevant step in the picture, then write the changed result and the rule or evidence that supports it.. Return to this week and explain what you changed.</w:t>
+      </w:r>
+    </w:p>
+    <w:p>
+      <w:r>
+        <w:t>Review The ML Lifecycle (ai-4/1). Goal: Distinguish fitting a rule from applying a fixed rule. Short practice: Should the team silently retune on the changed test? Point to the relevant step in the picture, then write the changed result and the rule or evidence that supports it.. Return to this week and explain what you changed.</w:t>
+      </w:r>
+    </w:p>
+    <w:p>
+      <w:pPr>
+        <w:pStyle w:val="Heading3"/>
+      </w:pPr>
+      <w:r>
+        <w:t>Predict, run and debug</w:t>
+      </w:r>
+    </w:p>
+    <w:p>
+      <w:r>
+        <w:t>The browser lab lets you edit the supported Python examples already included in this lesson. Predict first, run, inspect the actual output or error, change one input, then run again. Keep code, predictions, actual results and a reasoned revision together. On paper, label your result as a trace rather than an execution.</w:t>
+      </w:r>
+    </w:p>
+    <w:p>
+      <w:pPr>
+        <w:pStyle w:val="Heading3"/>
+      </w:pPr>
+      <w:r>
+        <w:t>Keep your completed work</w:t>
+      </w:r>
+    </w:p>
+    <w:p>
+      <w:r>
+        <w:t>Use Download completed work in the hosted lesson to export your answers, reflections, practice feedback and code-run evidence. Open the HTML copy to read or print it. Drafts stay in this browser when storage is available; clear drafts on a shared device.</w:t>
       </w:r>
     </w:p>
     <w:sectPr>

--- a/downloads/student/ai-4-week-04.docx
+++ b/downloads/student/ai-4-week-04.docx
@@ -42,6 +42,11 @@
       </w:r>
     </w:p>
     <w:p>
+      <w:r>
+        <w:t>Start with the target: Specify a table schema. Try the recall before opening notes.</w:t>
+      </w:r>
+    </w:p>
+    <w:p>
       <w:pPr>
         <w:pStyle w:val="Heading3"/>
       </w:pPr>
@@ -50,17 +55,71 @@
       </w:r>
     </w:p>
     <w:p>
-      <w:r>
-        <w:t>I can specify a table schema.</w:t>
-      </w:r>
-    </w:p>
-    <w:p>
-      <w:r>
-        <w:t>I can check types and units as well as names.</w:t>
-      </w:r>
-    </w:p>
-    <w:p>
-      <w:r>
+      <w:pPr>
+        <w:spacing w:line="336" w:lineRule="auto" w:after="180"/>
+      </w:pPr>
+      <w:r>
+        <w:rPr>
+          <w:b w:val="0"/>
+        </w:rPr>
+        <w:t xml:space="preserve">I can specify a table </w:t>
+      </w:r>
+      <w:r>
+        <w:rPr>
+          <w:b/>
+        </w:rPr>
+        <w:t>schema</w:t>
+      </w:r>
+      <w:r>
+        <w:rPr>
+          <w:b w:val="0"/>
+        </w:rPr>
+        <w:t>.</w:t>
+      </w:r>
+    </w:p>
+    <w:p>
+      <w:pPr>
+        <w:spacing w:line="336" w:lineRule="auto" w:after="180"/>
+      </w:pPr>
+      <w:r>
+        <w:rPr>
+          <w:b w:val="0"/>
+        </w:rPr>
+        <w:t xml:space="preserve">I can check </w:t>
+      </w:r>
+      <w:r>
+        <w:rPr>
+          <w:b/>
+        </w:rPr>
+        <w:t>type</w:t>
+      </w:r>
+      <w:r>
+        <w:rPr>
+          <w:b w:val="0"/>
+        </w:rPr>
+        <w:t xml:space="preserve">s and </w:t>
+      </w:r>
+      <w:r>
+        <w:rPr>
+          <w:b/>
+        </w:rPr>
+        <w:t>unit</w:t>
+      </w:r>
+      <w:r>
+        <w:rPr>
+          <w:b w:val="0"/>
+        </w:rPr>
+        <w:t>s as well as names.</w:t>
+      </w:r>
+    </w:p>
+    <w:p>
+      <w:pPr>
+        <w:spacing w:line="336" w:lineRule="auto" w:after="180"/>
+      </w:pPr>
+      <w:r>
+        <w:rPr>
+          <w:b w:val="0"/>
+        </w:rPr>
         <w:t>I can distinguish structural validity from truth.</w:t>
       </w:r>
     </w:p>
@@ -73,28 +132,106 @@
       </w:r>
     </w:p>
     <w:p>
-      <w:r>
+      <w:pPr>
+        <w:spacing w:line="336" w:lineRule="auto" w:after="180"/>
+      </w:pPr>
+      <w:r>
+        <w:rPr>
+          <w:b w:val="0"/>
+        </w:rPr>
         <w:t>Close your notes first. A rough first answer helps us choose the right starting point; it is not a score for your ability.</w:t>
       </w:r>
     </w:p>
     <w:p>
-      <w:r>
+      <w:pPr>
+        <w:spacing w:line="336" w:lineRule="auto" w:after="180"/>
+      </w:pPr>
+      <w:r>
+        <w:rPr>
+          <w:b w:val="0"/>
+        </w:rPr>
         <w:t>Without opening the old lesson, explain one key idea from Classification or Regression?. Give an example and a mistake that the idea helps you avoid.</w:t>
       </w:r>
     </w:p>
     <w:p>
-      <w:r>
+      <w:pPr>
+        <w:spacing w:line="336" w:lineRule="auto" w:after="180"/>
+      </w:pPr>
+      <w:r>
+        <w:rPr>
+          <w:b w:val="0"/>
+        </w:rPr>
         <w:t>Without opening the old lesson, explain one key idea from The ML Lifecycle. Give an example and a mistake that the idea helps you avoid.</w:t>
       </w:r>
     </w:p>
     <w:p>
-      <w:r>
-        <w:t>After trying, check the relevant lesson or ask your teacher. Change the part of your explanation that the evidence shows was wrong.</w:t>
-      </w:r>
-    </w:p>
-    <w:p>
-      <w:r>
-        <w:t>Python variables, types, expressions, rows, and columns give a reproducible representation of data and transformations.</w:t>
+      <w:pPr>
+        <w:spacing w:line="336" w:lineRule="auto" w:after="180"/>
+      </w:pPr>
+      <w:r>
+        <w:rPr>
+          <w:b w:val="0"/>
+        </w:rPr>
+        <w:t xml:space="preserve">After trying, check the relevant lesson or ask your teacher. Change the part of your explanation that the </w:t>
+      </w:r>
+      <w:r>
+        <w:rPr>
+          <w:b/>
+        </w:rPr>
+        <w:t>evidence</w:t>
+      </w:r>
+      <w:r>
+        <w:rPr>
+          <w:b w:val="0"/>
+        </w:rPr>
+        <w:t xml:space="preserve"> shows was wrong.</w:t>
+      </w:r>
+    </w:p>
+    <w:p>
+      <w:pPr>
+        <w:spacing w:line="336" w:lineRule="auto" w:after="180"/>
+      </w:pPr>
+      <w:r>
+        <w:rPr>
+          <w:b w:val="0"/>
+        </w:rPr>
+        <w:t xml:space="preserve">Python </w:t>
+      </w:r>
+      <w:r>
+        <w:rPr>
+          <w:b/>
+        </w:rPr>
+        <w:t>variable</w:t>
+      </w:r>
+      <w:r>
+        <w:rPr>
+          <w:b w:val="0"/>
+        </w:rPr>
+        <w:t xml:space="preserve">s, </w:t>
+      </w:r>
+      <w:r>
+        <w:rPr>
+          <w:b/>
+        </w:rPr>
+        <w:t>type</w:t>
+      </w:r>
+      <w:r>
+        <w:rPr>
+          <w:b w:val="0"/>
+        </w:rPr>
+        <w:t xml:space="preserve">s, </w:t>
+      </w:r>
+      <w:r>
+        <w:rPr>
+          <w:b/>
+        </w:rPr>
+        <w:t>expression</w:t>
+      </w:r>
+      <w:r>
+        <w:rPr>
+          <w:b w:val="0"/>
+        </w:rPr>
+        <w:t>s, rows, and columns give a reproducible representation of data and transformations.</w:t>
       </w:r>
     </w:p>
     <w:p>
@@ -134,12 +271,33 @@
       </w:r>
     </w:p>
     <w:p>
-      <w:r>
+      <w:pPr>
+        <w:pStyle w:val="Heading3"/>
+      </w:pPr>
+      <w:r>
+        <w:t>Your target</w:t>
+      </w:r>
+    </w:p>
+    <w:p>
+      <w:pPr>
+        <w:spacing w:line="336" w:lineRule="auto" w:after="180"/>
+        <w:shd w:fill="EDF7F3"/>
+      </w:pPr>
+      <w:r>
+        <w:rPr>
+          <w:b w:val="0"/>
+        </w:rPr>
         <w:t>LEARNING TARGET  Trace mean for [4,8,12] using sum(values)/len(values). What should the program do for []? Explain why returning 0 silently is misleading.</w:t>
       </w:r>
     </w:p>
     <w:p>
-      <w:r>
+      <w:pPr>
+        <w:spacing w:line="336" w:lineRule="auto" w:after="180"/>
+      </w:pPr>
+      <w:r>
+        <w:rPr>
+          <w:b w:val="0"/>
+        </w:rPr>
         <w:t>Builder name and experiment date:</w:t>
       </w:r>
     </w:p>
@@ -152,7 +310,14 @@
       </w:r>
     </w:p>
     <w:p>
-      <w:r>
+      <w:pPr>
+        <w:spacing w:line="336" w:lineRule="auto" w:after="180"/>
+        <w:shd w:fill="F5F1FB"/>
+      </w:pPr>
+      <w:r>
+        <w:rPr>
+          <w:b w:val="0"/>
+        </w:rPr>
         <w:t>What does row["used"] mean?</w:t>
       </w:r>
     </w:p>
@@ -165,7 +330,14 @@
       </w:r>
     </w:p>
     <w:p>
-      <w:r>
+      <w:pPr>
+        <w:spacing w:line="336" w:lineRule="auto" w:after="180"/>
+        <w:shd w:fill="F5F1FB"/>
+      </w:pPr>
+      <w:r>
+        <w:rPr>
+          <w:b w:val="0"/>
+        </w:rPr>
         <w:t>Is "12" immediately usable as an integer count?</w:t>
       </w:r>
     </w:p>
@@ -201,7 +373,14 @@
       </w:r>
     </w:p>
     <w:p>
-      <w:r>
+      <w:pPr>
+        <w:spacing w:line="336" w:lineRule="auto" w:after="180"/>
+        <w:shd w:fill="F5F1FB"/>
+      </w:pPr>
+      <w:r>
+        <w:rPr>
+          <w:b w:val="0"/>
+        </w:rPr>
         <w:t>Which error can int("twelve") raise?</w:t>
       </w:r>
     </w:p>
@@ -237,7 +416,13 @@
       </w:r>
     </w:p>
     <w:p>
-      <w:r>
+      <w:pPr>
+        <w:spacing w:line="336" w:lineRule="auto" w:after="180"/>
+      </w:pPr>
+      <w:r>
+        <w:rPr>
+          <w:b w:val="0"/>
+        </w:rPr>
         <w:t>By the end, I can explain python and table readiness using a traced example and a stated limitation.</w:t>
       </w:r>
     </w:p>
@@ -251,6 +436,17 @@
     </w:p>
     <w:p>
       <w:r>
+        <w:t>Investigate the supplied Python and Table Readiness case. Separate observations, given facts and assumptions before choosing an explanation.</w:t>
+      </w:r>
+    </w:p>
+    <w:p>
+      <w:pPr>
+        <w:spacing w:line="336" w:lineRule="auto" w:after="180"/>
+      </w:pPr>
+      <w:r>
+        <w:rPr>
+          <w:b/>
+        </w:rPr>
         <w:t>PICTURE ENTRY</w:t>
       </w:r>
     </w:p>
@@ -263,8 +459,26 @@
       </w:r>
     </w:p>
     <w:p>
-      <w:r>
-        <w:t>Begin with visible evidence; do not explain more than the picture and information support.</w:t>
+      <w:pPr>
+        <w:spacing w:line="336" w:lineRule="auto" w:after="180"/>
+      </w:pPr>
+      <w:r>
+        <w:rPr>
+          <w:b w:val="0"/>
+        </w:rPr>
+        <w:t xml:space="preserve">Begin with visible </w:t>
+      </w:r>
+      <w:r>
+        <w:rPr>
+          <w:b/>
+        </w:rPr>
+        <w:t>evidence</w:t>
+      </w:r>
+      <w:r>
+        <w:rPr>
+          <w:b w:val="0"/>
+        </w:rPr>
+        <w:t>; do not explain more than the picture and information support.</w:t>
       </w:r>
     </w:p>
     <w:p>
@@ -304,33 +518,138 @@
       </w:r>
     </w:p>
     <w:p>
-      <w:r>
-        <w:t>MYSTERY  The team must use python and table readiness to solve a model-building problem. What information do they have? What important evidence is still missing?</w:t>
-      </w:r>
-    </w:p>
-    <w:p>
-      <w:r>
+      <w:pPr>
+        <w:pStyle w:val="Heading3"/>
+      </w:pPr>
+      <w:r>
+        <w:t>Start with this puzzle</w:t>
+      </w:r>
+    </w:p>
+    <w:p>
+      <w:pPr>
+        <w:spacing w:line="336" w:lineRule="auto" w:after="180"/>
+        <w:shd w:fill="F1F6FC"/>
+      </w:pPr>
+      <w:r>
+        <w:rPr>
+          <w:b w:val="0"/>
+        </w:rPr>
+        <w:t xml:space="preserve">MYSTERY  The team must use python and table readiness to solve a model-building problem. What information do they have? What important </w:t>
+      </w:r>
+      <w:r>
+        <w:rPr>
+          <w:b/>
+        </w:rPr>
+        <w:t>evidence</w:t>
+      </w:r>
+      <w:r>
+        <w:rPr>
+          <w:b w:val="0"/>
+        </w:rPr>
+        <w:t xml:space="preserve"> is still missing?</w:t>
+      </w:r>
+    </w:p>
+    <w:p>
+      <w:pPr>
+        <w:spacing w:line="336" w:lineRule="auto" w:after="180"/>
+      </w:pPr>
+      <w:r>
+        <w:rPr>
+          <w:b w:val="0"/>
+        </w:rPr>
         <w:t>Name three visible details without interpreting them.</w:t>
       </w:r>
     </w:p>
     <w:p>
-      <w:r>
+      <w:pPr>
+        <w:spacing w:line="336" w:lineRule="auto" w:after="180"/>
+      </w:pPr>
+      <w:r>
+        <w:rPr>
+          <w:b w:val="0"/>
+        </w:rPr>
         <w:t>Predict the data, model, or evaluation decision being made.</w:t>
       </w:r>
     </w:p>
     <w:p>
-      <w:r>
+      <w:pPr>
+        <w:spacing w:line="336" w:lineRule="auto" w:after="180"/>
+      </w:pPr>
+      <w:r>
+        <w:rPr>
+          <w:b w:val="0"/>
+        </w:rPr>
         <w:t>Identify one hidden assumption that could change the result.</w:t>
       </w:r>
     </w:p>
     <w:p>
-      <w:r>
-        <w:t>State what evidence would confirm or reject your prediction.</w:t>
-      </w:r>
-    </w:p>
-    <w:p>
-      <w:r>
-        <w:t>My prediction and supporting evidence:</w:t>
+      <w:pPr>
+        <w:spacing w:line="336" w:lineRule="auto" w:after="180"/>
+      </w:pPr>
+      <w:r>
+        <w:rPr>
+          <w:b w:val="0"/>
+        </w:rPr>
+        <w:t xml:space="preserve">State what </w:t>
+      </w:r>
+      <w:r>
+        <w:rPr>
+          <w:b/>
+        </w:rPr>
+        <w:t>evidence</w:t>
+      </w:r>
+      <w:r>
+        <w:rPr>
+          <w:b w:val="0"/>
+        </w:rPr>
+        <w:t xml:space="preserve"> would confirm or reject your </w:t>
+      </w:r>
+      <w:r>
+        <w:rPr>
+          <w:b/>
+        </w:rPr>
+        <w:t>prediction</w:t>
+      </w:r>
+      <w:r>
+        <w:rPr>
+          <w:b w:val="0"/>
+        </w:rPr>
+        <w:t>.</w:t>
+      </w:r>
+    </w:p>
+    <w:p>
+      <w:pPr>
+        <w:spacing w:line="336" w:lineRule="auto" w:after="180"/>
+      </w:pPr>
+      <w:r>
+        <w:rPr>
+          <w:b w:val="0"/>
+        </w:rPr>
+        <w:t xml:space="preserve">My </w:t>
+      </w:r>
+      <w:r>
+        <w:rPr>
+          <w:b/>
+        </w:rPr>
+        <w:t>prediction</w:t>
+      </w:r>
+      <w:r>
+        <w:rPr>
+          <w:b w:val="0"/>
+        </w:rPr>
+        <w:t xml:space="preserve"> and supporting </w:t>
+      </w:r>
+      <w:r>
+        <w:rPr>
+          <w:b/>
+        </w:rPr>
+        <w:t>evidence</w:t>
+      </w:r>
+      <w:r>
+        <w:rPr>
+          <w:b w:val="0"/>
+        </w:rPr>
+        <w:t>:</w:t>
       </w:r>
     </w:p>
     <w:p>
@@ -342,8 +661,37 @@
       </w:r>
     </w:p>
     <w:p>
-      <w:r>
-        <w:t>A fictional classroom logs the duration of each activity. Before comparing durations, define a schema: activity is nonempty text, minutes is an integer from 0 through 60, and each row describes one activity session. These decisions make data interpretable.</w:t>
+      <w:pPr>
+        <w:spacing w:line="336" w:lineRule="auto" w:after="180"/>
+      </w:pPr>
+      <w:r>
+        <w:rPr>
+          <w:b w:val="0"/>
+        </w:rPr>
+        <w:t xml:space="preserve">A fictional classroom logs the duration of each activity. Before comparing durations, define a </w:t>
+      </w:r>
+      <w:r>
+        <w:rPr>
+          <w:b/>
+        </w:rPr>
+        <w:t>schema</w:t>
+      </w:r>
+      <w:r>
+        <w:rPr>
+          <w:b w:val="0"/>
+        </w:rPr>
+        <w:t>: activity is nonempty text, minutes is an integer from 0 through 60, and each row describes one activity session.</w:t>
+      </w:r>
+    </w:p>
+    <w:p>
+      <w:pPr>
+        <w:spacing w:line="336" w:lineRule="auto" w:after="180"/>
+      </w:pPr>
+      <w:r>
+        <w:rPr>
+          <w:b w:val="0"/>
+        </w:rPr>
+        <w:t>These decisions make data interpretable.</w:t>
       </w:r>
     </w:p>
     <w:p>
@@ -355,8 +703,49 @@
       </w:r>
     </w:p>
     <w:p>
-      <w:r>
-        <w:t>Use a teacher-provided local sandbox folder, never a real personal file. Create durations.txt with two lines: 12 and 8. The goal is to read the text, convert it to integers and report the total. Keep the original file unchanged for this activity.</w:t>
+      <w:pPr>
+        <w:spacing w:line="336" w:lineRule="auto" w:after="180"/>
+      </w:pPr>
+      <w:r>
+        <w:rPr>
+          <w:b w:val="0"/>
+        </w:rPr>
+        <w:t xml:space="preserve">Use a teacher-provided local sandbox folder, never a real personal </w:t>
+      </w:r>
+      <w:r>
+        <w:rPr>
+          <w:b/>
+        </w:rPr>
+        <w:t>file</w:t>
+      </w:r>
+      <w:r>
+        <w:rPr>
+          <w:b w:val="0"/>
+        </w:rPr>
+        <w:t>. Create durations.txt with two lines: 12 and 8. The goal is to read the text, convert it to integers and report the total.</w:t>
+      </w:r>
+    </w:p>
+    <w:p>
+      <w:pPr>
+        <w:spacing w:line="336" w:lineRule="auto" w:after="180"/>
+      </w:pPr>
+      <w:r>
+        <w:rPr>
+          <w:b w:val="0"/>
+        </w:rPr>
+        <w:t xml:space="preserve">Keep the original </w:t>
+      </w:r>
+      <w:r>
+        <w:rPr>
+          <w:b/>
+        </w:rPr>
+        <w:t>file</w:t>
+      </w:r>
+      <w:r>
+        <w:rPr>
+          <w:b w:val="0"/>
+        </w:rPr>
+        <w:t xml:space="preserve"> unchanged for this activity.</w:t>
       </w:r>
     </w:p>
     <w:p>
@@ -368,8 +757,49 @@
       </w:r>
     </w:p>
     <w:p>
-      <w:r>
-        <w:t>A small parser receives duration text. Its contract permits a string representing a nonnegative integer up to 60. Invalid numeric text should return a clear status rather than crash or pretend that the duration was zero. Test both the successful and failing paths.</w:t>
+      <w:pPr>
+        <w:spacing w:line="336" w:lineRule="auto" w:after="180"/>
+      </w:pPr>
+      <w:r>
+        <w:rPr>
+          <w:b w:val="0"/>
+        </w:rPr>
+        <w:t xml:space="preserve">A small parser receives duration text. Its contract permits a string representing a nonnegative integer up to 60. Invalid numeric text should return a clear </w:t>
+      </w:r>
+      <w:r>
+        <w:rPr>
+          <w:b/>
+        </w:rPr>
+        <w:t>status</w:t>
+      </w:r>
+      <w:r>
+        <w:rPr>
+          <w:b w:val="0"/>
+        </w:rPr>
+        <w:t xml:space="preserve"> rather than crash or pretend that the duration was zero.</w:t>
+      </w:r>
+    </w:p>
+    <w:p>
+      <w:pPr>
+        <w:spacing w:line="336" w:lineRule="auto" w:after="180"/>
+      </w:pPr>
+      <w:r>
+        <w:rPr>
+          <w:b w:val="0"/>
+        </w:rPr>
+        <w:t xml:space="preserve">Test both the successful and failing </w:t>
+      </w:r>
+      <w:r>
+        <w:rPr>
+          <w:b/>
+        </w:rPr>
+        <w:t>path</w:t>
+      </w:r>
+      <w:r>
+        <w:rPr>
+          <w:b w:val="0"/>
+        </w:rPr>
+        <w:t>s.</w:t>
       </w:r>
     </w:p>
     <w:p>
@@ -382,7 +812,24 @@
     </w:p>
     <w:p>
       <w:r>
-        <w:t>ML MECHANISM</w:t>
+        <w:t>Follow the mechanism for Python and Table Readiness. Connect each labelled input, deciding step and result.</w:t>
+      </w:r>
+    </w:p>
+    <w:p>
+      <w:pPr>
+        <w:spacing w:line="336" w:lineRule="auto" w:after="180"/>
+      </w:pPr>
+      <w:r>
+        <w:rPr>
+          <w:b/>
+        </w:rPr>
+        <w:t xml:space="preserve">ML </w:t>
+      </w:r>
+      <w:r>
+        <w:rPr>
+          <w:b/>
+        </w:rPr>
+        <w:t>MECHANISM</w:t>
       </w:r>
     </w:p>
     <w:p>
@@ -394,7 +841,13 @@
       </w:r>
     </w:p>
     <w:p>
-      <w:r>
+      <w:pPr>
+        <w:spacing w:line="336" w:lineRule="auto" w:after="180"/>
+      </w:pPr>
+      <w:r>
+        <w:rPr>
+          <w:b w:val="0"/>
+        </w:rPr>
         <w:t>Trace the information, fitted behavior, and evaluation proof separately.</w:t>
       </w:r>
     </w:p>
@@ -507,28 +960,136 @@
       </w:r>
     </w:p>
     <w:p>
-      <w:r>
-        <w:t>QUESTION  Trace a short notebook state and repair two type or missing-field errors.</w:t>
-      </w:r>
-    </w:p>
-    <w:p>
-      <w:r>
-        <w:t>MODEL IDEA  Python variables, types, expressions, rows, and columns give a reproducible representation of data and transformations.</w:t>
-      </w:r>
-    </w:p>
-    <w:p>
-      <w:r>
+      <w:pPr>
+        <w:pStyle w:val="Heading3"/>
+      </w:pPr>
+      <w:r>
+        <w:t>Question to explain</w:t>
+      </w:r>
+    </w:p>
+    <w:p>
+      <w:pPr>
+        <w:spacing w:line="336" w:lineRule="auto" w:after="180"/>
+        <w:shd w:fill="F5F1FB"/>
+      </w:pPr>
+      <w:r>
+        <w:rPr>
+          <w:b w:val="0"/>
+        </w:rPr>
+        <w:t xml:space="preserve">QUESTION  Trace a short notebook state and repair two </w:t>
+      </w:r>
+      <w:r>
+        <w:rPr>
+          <w:b/>
+        </w:rPr>
+        <w:t>type</w:t>
+      </w:r>
+      <w:r>
+        <w:rPr>
+          <w:b w:val="0"/>
+        </w:rPr>
+        <w:t xml:space="preserve"> or missing-field errors.</w:t>
+      </w:r>
+    </w:p>
+    <w:p>
+      <w:pPr>
+        <w:spacing w:line="336" w:lineRule="auto" w:after="180"/>
+      </w:pPr>
+      <w:r>
+        <w:rPr>
+          <w:b w:val="0"/>
+        </w:rPr>
+        <w:t xml:space="preserve">MODEL IDEA  Python </w:t>
+      </w:r>
+      <w:r>
+        <w:rPr>
+          <w:b/>
+        </w:rPr>
+        <w:t>variable</w:t>
+      </w:r>
+      <w:r>
+        <w:rPr>
+          <w:b w:val="0"/>
+        </w:rPr>
+        <w:t xml:space="preserve">s, </w:t>
+      </w:r>
+      <w:r>
+        <w:rPr>
+          <w:b/>
+        </w:rPr>
+        <w:t>type</w:t>
+      </w:r>
+      <w:r>
+        <w:rPr>
+          <w:b w:val="0"/>
+        </w:rPr>
+        <w:t xml:space="preserve">s, </w:t>
+      </w:r>
+      <w:r>
+        <w:rPr>
+          <w:b/>
+        </w:rPr>
+        <w:t>expression</w:t>
+      </w:r>
+      <w:r>
+        <w:rPr>
+          <w:b w:val="0"/>
+        </w:rPr>
+        <w:t>s, rows, and columns give a reproducible representation of data and transformations.</w:t>
+      </w:r>
+    </w:p>
+    <w:p>
+      <w:pPr>
+        <w:spacing w:line="336" w:lineRule="auto" w:after="180"/>
+      </w:pPr>
+      <w:r>
+        <w:rPr>
+          <w:b w:val="0"/>
+        </w:rPr>
         <w:t>PROOF NEEDED  Use an unseen case, visible calculation, error analysis, and a stated limitation.</w:t>
       </w:r>
     </w:p>
     <w:p>
-      <w:r>
+      <w:pPr>
+        <w:pStyle w:val="Heading3"/>
+      </w:pPr>
+      <w:r>
+        <w:t>How the mechanism works</w:t>
+      </w:r>
+    </w:p>
+    <w:p>
+      <w:pPr>
+        <w:spacing w:line="336" w:lineRule="auto" w:after="180"/>
+        <w:shd w:fill="F1F6F8"/>
+      </w:pPr>
+      <w:r>
+        <w:rPr>
+          <w:b w:val="0"/>
+        </w:rPr>
         <w:t>UNDER THE HOOD  widths = [4.2, 5.0, 6.1] stores three decimal measurements. mean_width = sum(widths) / len(widths) evaluates to 5.1.</w:t>
       </w:r>
     </w:p>
     <w:p>
-      <w:r>
-        <w:t>Draw a fresh data → model → prediction → evaluation trace:</w:t>
+      <w:pPr>
+        <w:spacing w:line="336" w:lineRule="auto" w:after="180"/>
+      </w:pPr>
+      <w:r>
+        <w:rPr>
+          <w:b w:val="0"/>
+        </w:rPr>
+        <w:t xml:space="preserve">Draw a fresh data → model → </w:t>
+      </w:r>
+      <w:r>
+        <w:rPr>
+          <w:b/>
+        </w:rPr>
+        <w:t>prediction</w:t>
+      </w:r>
+      <w:r>
+        <w:rPr>
+          <w:b w:val="0"/>
+        </w:rPr>
+        <w:t xml:space="preserve"> → evaluation trace:</w:t>
       </w:r>
     </w:p>
     <w:p>
@@ -687,8 +1248,61 @@
       </w:r>
     </w:p>
     <w:p>
-      <w:r>
-        <w:t>The worked script prints True twice. type(value) is int checks the exact type here and avoids accepting a Boolean as a count. The chained comparison checks both boundaries. The example assumes both keys exist; next week handles missing fields. A zero duration is allowed by this written schema.</w:t>
+      <w:pPr>
+        <w:spacing w:line="336" w:lineRule="auto" w:after="180"/>
+      </w:pPr>
+      <w:r>
+        <w:rPr>
+          <w:b w:val="0"/>
+        </w:rPr>
+        <w:t xml:space="preserve">The worked script prints True twice. </w:t>
+      </w:r>
+      <w:r>
+        <w:rPr>
+          <w:b/>
+        </w:rPr>
+        <w:t>type</w:t>
+      </w:r>
+      <w:r>
+        <w:rPr>
+          <w:b w:val="0"/>
+        </w:rPr>
+        <w:t xml:space="preserve">(value) is int checks the exact </w:t>
+      </w:r>
+      <w:r>
+        <w:rPr>
+          <w:b/>
+        </w:rPr>
+        <w:t>type</w:t>
+      </w:r>
+      <w:r>
+        <w:rPr>
+          <w:b w:val="0"/>
+        </w:rPr>
+        <w:t xml:space="preserve"> here and avoids accepting a Boolean as a count. The chained comparison checks both boundaries.</w:t>
+      </w:r>
+    </w:p>
+    <w:p>
+      <w:pPr>
+        <w:spacing w:line="336" w:lineRule="auto" w:after="180"/>
+      </w:pPr>
+      <w:r>
+        <w:rPr>
+          <w:b w:val="0"/>
+        </w:rPr>
+        <w:t xml:space="preserve">The example assumes both keys exist; next week handles missing fields. A zero duration is allowed by this written </w:t>
+      </w:r>
+      <w:r>
+        <w:rPr>
+          <w:b/>
+        </w:rPr>
+        <w:t>schema</w:t>
+      </w:r>
+      <w:r>
+        <w:rPr>
+          <w:b w:val="0"/>
+        </w:rPr>
+        <w:t>.</w:t>
       </w:r>
     </w:p>
     <w:p>
@@ -700,8 +1314,48 @@
       </w:r>
     </w:p>
     <w:p>
-      <w:r>
-        <w:t>A schema is a checklist for what a row must contain. First ask whether the activity name is text and is not empty. Next ask whether minutes is an integer. Then ask whether that integer lies between 0 and 60, including both ends. Keep these checks separate when explaining a rejection. The number 12 and the text "12" look similar on a page, but only the number meets this lesson’s minutes rule.</w:t>
+      <w:pPr>
+        <w:spacing w:line="336" w:lineRule="auto" w:after="180"/>
+      </w:pPr>
+      <w:r>
+        <w:rPr>
+          <w:b w:val="0"/>
+        </w:rPr>
+        <w:t xml:space="preserve">A </w:t>
+      </w:r>
+      <w:r>
+        <w:rPr>
+          <w:b/>
+        </w:rPr>
+        <w:t>schema</w:t>
+      </w:r>
+      <w:r>
+        <w:rPr>
+          <w:b w:val="0"/>
+        </w:rPr>
+        <w:t xml:space="preserve"> is a checklist for what a row must contain. First ask whether the activity name is text and is not empty. Next ask whether minutes is an integer.</w:t>
+      </w:r>
+    </w:p>
+    <w:p>
+      <w:pPr>
+        <w:spacing w:line="336" w:lineRule="auto" w:after="180"/>
+      </w:pPr>
+      <w:r>
+        <w:rPr>
+          <w:b w:val="0"/>
+        </w:rPr>
+        <w:t>Then ask whether that integer lies between 0 and 60, including both ends. Keep these checks separate when explaining a rejection.</w:t>
+      </w:r>
+    </w:p>
+    <w:p>
+      <w:pPr>
+        <w:spacing w:line="336" w:lineRule="auto" w:after="180"/>
+      </w:pPr>
+      <w:r>
+        <w:rPr>
+          <w:b w:val="0"/>
+        </w:rPr>
+        <w:t>The number 12 and the text "12" look similar on a page, but only the number meets this lesson’s minutes rule.</w:t>
       </w:r>
     </w:p>
     <w:p>
@@ -888,8 +1542,37 @@
       </w:r>
     </w:p>
     <w:p>
-      <w:r>
-        <w:t>The mode r means read. with closes the file when the block finishes, including when an error occurs. splitlines separates lines without retaining newline characters. This example assumes each line is a valid integer text; an empty line or twelve raises ValueError during int conversion.</w:t>
+      <w:pPr>
+        <w:spacing w:line="336" w:lineRule="auto" w:after="180"/>
+      </w:pPr>
+      <w:r>
+        <w:rPr>
+          <w:b w:val="0"/>
+        </w:rPr>
+        <w:t xml:space="preserve">The mode r means read. with closes the </w:t>
+      </w:r>
+      <w:r>
+        <w:rPr>
+          <w:b/>
+        </w:rPr>
+        <w:t>file</w:t>
+      </w:r>
+      <w:r>
+        <w:rPr>
+          <w:b w:val="0"/>
+        </w:rPr>
+        <w:t xml:space="preserve"> when the block finishes, including when an error occurs. splitlines separates lines without retaining newline characters.</w:t>
+      </w:r>
+    </w:p>
+    <w:p>
+      <w:pPr>
+        <w:spacing w:line="336" w:lineRule="auto" w:after="180"/>
+      </w:pPr>
+      <w:r>
+        <w:rPr>
+          <w:b w:val="0"/>
+        </w:rPr>
+        <w:t>This example assumes each line is a valid integer text; an empty line or twelve raises ValueError during int conversion.</w:t>
       </w:r>
     </w:p>
     <w:p>
@@ -901,8 +1584,49 @@
       </w:r>
     </w:p>
     <w:p>
-      <w:r>
-        <w:t>The file contains characters, not ready-made Python integers. Reading gives text; splitlines separates the lines; int converts each valid line into a number. The lines "12" and "8" become 12 and 8, so their total is 20. Keep those three stages visible in your trace. A line such as "twelve" fails conversion, and a missing file is a different problem. Neither failure means the observed duration was zero.</w:t>
+      <w:pPr>
+        <w:spacing w:line="336" w:lineRule="auto" w:after="180"/>
+      </w:pPr>
+      <w:r>
+        <w:rPr>
+          <w:b w:val="0"/>
+        </w:rPr>
+        <w:t xml:space="preserve">The </w:t>
+      </w:r>
+      <w:r>
+        <w:rPr>
+          <w:b/>
+        </w:rPr>
+        <w:t>file</w:t>
+      </w:r>
+      <w:r>
+        <w:rPr>
+          <w:b w:val="0"/>
+        </w:rPr>
+        <w:t xml:space="preserve"> contains characters, not ready-made Python integers. Reading gives text; splitlines separates the lines; int converts each valid line into a number. The lines "12" and "8" become 12 and 8, so their total is 20.</w:t>
+      </w:r>
+    </w:p>
+    <w:p>
+      <w:pPr>
+        <w:spacing w:line="336" w:lineRule="auto" w:after="180"/>
+      </w:pPr>
+      <w:r>
+        <w:rPr>
+          <w:b w:val="0"/>
+        </w:rPr>
+        <w:t xml:space="preserve">Keep those three stages visible in your trace. A line such as "twelve" fails conversion, and a missing </w:t>
+      </w:r>
+      <w:r>
+        <w:rPr>
+          <w:b/>
+        </w:rPr>
+        <w:t>file</w:t>
+      </w:r>
+      <w:r>
+        <w:rPr>
+          <w:b w:val="0"/>
+        </w:rPr>
+        <w:t xml:space="preserve"> is a different problem. Neither failure means the observed duration was zero.</w:t>
       </w:r>
     </w:p>
     <w:p>
@@ -1098,8 +1822,37 @@
       </w:r>
     </w:p>
     <w:p>
-      <w:r>
-        <w:t>try covers the operation expected to fail; except ValueError handles that known conversion failure. Returning early ends the failing path. This contract expects a string: it does not claim to handle every possible object. Spaces around an integer are accepted by int, and that behavior should be documented.</w:t>
+      <w:pPr>
+        <w:spacing w:line="336" w:lineRule="auto" w:after="180"/>
+      </w:pPr>
+      <w:r>
+        <w:rPr>
+          <w:b w:val="0"/>
+        </w:rPr>
+        <w:t xml:space="preserve">try covers the operation expected to fail; except ValueError handles that known conversion failure. Returning early ends the failing </w:t>
+      </w:r>
+      <w:r>
+        <w:rPr>
+          <w:b/>
+        </w:rPr>
+        <w:t>path</w:t>
+      </w:r>
+      <w:r>
+        <w:rPr>
+          <w:b w:val="0"/>
+        </w:rPr>
+        <w:t>. This contract expects a string: it does not claim to handle every possible object.</w:t>
+      </w:r>
+    </w:p>
+    <w:p>
+      <w:pPr>
+        <w:spacing w:line="336" w:lineRule="auto" w:after="180"/>
+      </w:pPr>
+      <w:r>
+        <w:rPr>
+          <w:b w:val="0"/>
+        </w:rPr>
+        <w:t>Spaces around an integer are accepted by int, and that behavior should be documented.</w:t>
       </w:r>
     </w:p>
     <w:p>
@@ -1111,8 +1864,37 @@
       </w:r>
     </w:p>
     <w:p>
-      <w:r>
-        <w:t>Trace the function as a decision path. First try to turn the text into an integer. If that conversion raises ValueError, return invalid text and None. If conversion succeeds, check the range. A value outside 0 through 60 returns out of range and None. Only a value passing both stages returns ok and its number. None means there is no accepted number; it must not be added to a duration total.</w:t>
+      <w:pPr>
+        <w:spacing w:line="336" w:lineRule="auto" w:after="180"/>
+      </w:pPr>
+      <w:r>
+        <w:rPr>
+          <w:b w:val="0"/>
+        </w:rPr>
+        <w:t xml:space="preserve">Trace the function as a decision </w:t>
+      </w:r>
+      <w:r>
+        <w:rPr>
+          <w:b/>
+        </w:rPr>
+        <w:t>path</w:t>
+      </w:r>
+      <w:r>
+        <w:rPr>
+          <w:b w:val="0"/>
+        </w:rPr>
+        <w:t>. First try to turn the text into an integer. If that conversion raises ValueError, return invalid text and None. If conversion succeeds, check the range.</w:t>
+      </w:r>
+    </w:p>
+    <w:p>
+      <w:pPr>
+        <w:spacing w:line="336" w:lineRule="auto" w:after="180"/>
+      </w:pPr>
+      <w:r>
+        <w:rPr>
+          <w:b w:val="0"/>
+        </w:rPr>
+        <w:t>A value outside 0 through 60 returns out of range and None. Only a value passing both stages returns ok and its number. None means there is no accepted number; it must not be added to a duration total.</w:t>
       </w:r>
     </w:p>
     <w:p>
@@ -1124,8 +1906,26 @@
       </w:r>
     </w:p>
     <w:p>
-      <w:r>
-        <w:t>Point to the input, the deciding step and the result in this week’s visual. Explain the same step in ordinary words. A picture helps when you can say what each part represents.</w:t>
+      <w:pPr>
+        <w:spacing w:line="336" w:lineRule="auto" w:after="180"/>
+      </w:pPr>
+      <w:r>
+        <w:rPr>
+          <w:b w:val="0"/>
+        </w:rPr>
+        <w:t xml:space="preserve">Point to the </w:t>
+      </w:r>
+      <w:r>
+        <w:rPr>
+          <w:b/>
+        </w:rPr>
+        <w:t>input</w:t>
+      </w:r>
+      <w:r>
+        <w:rPr>
+          <w:b w:val="0"/>
+        </w:rPr>
+        <w:t>, the deciding step and the result in this week’s visual. Explain the same step in ordinary words. A picture helps when you can say what each part represents.</w:t>
       </w:r>
     </w:p>
     <w:p>
@@ -1138,6 +1938,17 @@
     </w:p>
     <w:p>
       <w:r>
+        <w:t>Compare the supplied cases for Python and Table Readiness. Identify the detail that changes the conclusion.</w:t>
+      </w:r>
+    </w:p>
+    <w:p>
+      <w:pPr>
+        <w:spacing w:line="336" w:lineRule="auto" w:after="180"/>
+      </w:pPr>
+      <w:r>
+        <w:rPr>
+          <w:b/>
+        </w:rPr>
         <w:t>EVALUATION DESIGN</w:t>
       </w:r>
     </w:p>
@@ -1150,7 +1961,13 @@
       </w:r>
     </w:p>
     <w:p>
-      <w:r>
+      <w:pPr>
+        <w:spacing w:line="336" w:lineRule="auto" w:after="180"/>
+      </w:pPr>
+      <w:r>
+        <w:rPr>
+          <w:b w:val="0"/>
+        </w:rPr>
         <w:t>A system is not understood until it survives more than one comfortable example.</w:t>
       </w:r>
     </w:p>
@@ -1299,32 +2116,91 @@
       </w:r>
     </w:p>
     <w:p>
-      <w:r>
+      <w:pPr>
+        <w:spacing w:line="336" w:lineRule="auto" w:after="180"/>
+      </w:pPr>
+      <w:r>
+        <w:rPr>
+          <w:b w:val="0"/>
+        </w:rPr>
         <w:t>NORMAL  Expected data and expected behavior.</w:t>
       </w:r>
     </w:p>
     <w:p>
-      <w:r>
-        <w:t>BOUNDARY  Value close to a threshold, ambiguous label, or uncertain prediction.</w:t>
-      </w:r>
-    </w:p>
-    <w:p>
-      <w:r>
+      <w:pPr>
+        <w:pStyle w:val="Heading3"/>
+      </w:pPr>
+      <w:r>
+        <w:t>Keep this boundary clear</w:t>
+      </w:r>
+    </w:p>
+    <w:p>
+      <w:pPr>
+        <w:spacing w:line="336" w:lineRule="auto" w:after="180"/>
+        <w:shd w:fill="FFF5E6"/>
+      </w:pPr>
+      <w:r>
+        <w:rPr>
+          <w:b w:val="0"/>
+        </w:rPr>
+        <w:t xml:space="preserve">BOUNDARY  Value close to a threshold, ambiguous label, or uncertain </w:t>
+      </w:r>
+      <w:r>
+        <w:rPr>
+          <w:b/>
+        </w:rPr>
+        <w:t>prediction</w:t>
+      </w:r>
+      <w:r>
+        <w:rPr>
+          <w:b w:val="0"/>
+        </w:rPr>
+        <w:t>.</w:t>
+      </w:r>
+    </w:p>
+    <w:p>
+      <w:pPr>
+        <w:spacing w:line="336" w:lineRule="auto" w:after="180"/>
+      </w:pPr>
+      <w:r>
+        <w:rPr>
+          <w:b w:val="0"/>
+        </w:rPr>
         <w:t>MISSING  Necessary field, label, source, or measurement is unavailable.</w:t>
       </w:r>
     </w:p>
     <w:p>
-      <w:r>
+      <w:pPr>
+        <w:spacing w:line="336" w:lineRule="auto" w:after="180"/>
+      </w:pPr>
+      <w:r>
+        <w:rPr>
+          <w:b w:val="0"/>
+        </w:rPr>
         <w:t>SHIFTED  New lighting, species, device, subgroup, or time condition.</w:t>
       </w:r>
     </w:p>
     <w:p>
-      <w:r>
+      <w:pPr>
+        <w:spacing w:line="336" w:lineRule="auto" w:after="180"/>
+        <w:shd w:fill="FFF5E6"/>
+      </w:pPr>
+      <w:r>
+        <w:rPr>
+          <w:b w:val="0"/>
+        </w:rPr>
         <w:t>RELEASE RULE  Passing one case never proves generalization. Predefine expected behavior for all four categories.</w:t>
       </w:r>
     </w:p>
     <w:p>
-      <w:r>
+      <w:pPr>
+        <w:spacing w:line="336" w:lineRule="auto" w:after="180"/>
+        <w:shd w:fill="F5F1FB"/>
+      </w:pPr>
+      <w:r>
+        <w:rPr>
+          <w:b w:val="0"/>
+        </w:rPr>
         <w:t>Which case most threatens today's claim, and why?</w:t>
       </w:r>
     </w:p>
@@ -1337,17 +2213,68 @@
       </w:r>
     </w:p>
     <w:p>
-      <w:r>
+      <w:pPr>
+        <w:pStyle w:val="Heading3"/>
+      </w:pPr>
+      <w:r>
+        <w:t>Change one thing</w:t>
+      </w:r>
+    </w:p>
+    <w:p>
+      <w:pPr>
+        <w:spacing w:line="336" w:lineRule="auto" w:after="180"/>
+        <w:shd w:fill="F5F1FB"/>
+      </w:pPr>
+      <w:r>
+        <w:rPr>
+          <w:b w:val="0"/>
+        </w:rPr>
         <w:t>Change: S changes from 0 to None.</w:t>
       </w:r>
     </w:p>
     <w:p>
-      <w:r>
-        <w:t>Prediction: Mean becomes (2+6)/2=4 cm with 2/4 measured.</w:t>
-      </w:r>
-    </w:p>
-    <w:p>
-      <w:r>
+      <w:pPr>
+        <w:pStyle w:val="Heading3"/>
+      </w:pPr>
+      <w:r>
+        <w:t>Predicted result</w:t>
+      </w:r>
+    </w:p>
+    <w:p>
+      <w:pPr>
+        <w:spacing w:line="336" w:lineRule="auto" w:after="180"/>
+        <w:shd w:fill="F1F6FC"/>
+      </w:pPr>
+      <w:r>
+        <w:rPr>
+          <w:b/>
+        </w:rPr>
+        <w:t>Prediction</w:t>
+      </w:r>
+      <w:r>
+        <w:rPr>
+          <w:b w:val="0"/>
+        </w:rPr>
+        <w:t>: Mean becomes (2+6)/2=4 cm with 2/4 measured.</w:t>
+      </w:r>
+    </w:p>
+    <w:p>
+      <w:pPr>
+        <w:pStyle w:val="Heading3"/>
+      </w:pPr>
+      <w:r>
+        <w:t>Why the result follows</w:t>
+      </w:r>
+    </w:p>
+    <w:p>
+      <w:pPr>
+        <w:spacing w:line="336" w:lineRule="auto" w:after="180"/>
+        <w:shd w:fill="F1F6FC"/>
+      </w:pPr>
+      <w:r>
+        <w:rPr>
+          <w:b w:val="0"/>
+        </w:rPr>
         <w:t>Reason: Removing a measured zero changes both the denominator and the coverage.</w:t>
       </w:r>
     </w:p>
@@ -1361,6 +2288,17 @@
     </w:p>
     <w:p>
       <w:r>
+        <w:t>Use the vocabulary of Python and Table Readiness to explain a concrete decision, rather than only memorising definitions.</w:t>
+      </w:r>
+    </w:p>
+    <w:p>
+      <w:pPr>
+        <w:spacing w:line="336" w:lineRule="auto" w:after="180"/>
+      </w:pPr>
+      <w:r>
+        <w:rPr>
+          <w:b/>
+        </w:rPr>
         <w:t>VOCABULARY</w:t>
       </w:r>
     </w:p>
@@ -1373,7 +2311,13 @@
       </w:r>
     </w:p>
     <w:p>
-      <w:r>
+      <w:pPr>
+        <w:spacing w:line="336" w:lineRule="auto" w:after="180"/>
+      </w:pPr>
+      <w:r>
+        <w:rPr>
+          <w:b w:val="0"/>
+        </w:rPr>
         <w:t>A definition matters when it lets you interpret a new dataset, model, or result.</w:t>
       </w:r>
     </w:p>
@@ -1689,12 +2633,37 @@
       </w:tr>
     </w:tbl>
     <w:p>
-      <w:r>
-        <w:t>MISCONCEPTION TO REPAIR  If notebook cells eventually run, execution order and data types do not matter.</w:t>
-      </w:r>
-    </w:p>
-    <w:p>
-      <w:r>
+      <w:pPr>
+        <w:spacing w:line="336" w:lineRule="auto" w:after="180"/>
+        <w:shd w:fill="FFF5E6"/>
+      </w:pPr>
+      <w:r>
+        <w:rPr>
+          <w:b w:val="0"/>
+        </w:rPr>
+        <w:t xml:space="preserve">MISCONCEPTION TO REPAIR  If notebook cells eventually run, execution order and </w:t>
+      </w:r>
+      <w:r>
+        <w:rPr>
+          <w:b/>
+        </w:rPr>
+        <w:t>data type</w:t>
+      </w:r>
+      <w:r>
+        <w:rPr>
+          <w:b w:val="0"/>
+        </w:rPr>
+        <w:t>s do not matter.</w:t>
+      </w:r>
+    </w:p>
+    <w:p>
+      <w:pPr>
+        <w:spacing w:line="336" w:lineRule="auto" w:after="180"/>
+      </w:pPr>
+      <w:r>
+        <w:rPr>
+          <w:b w:val="0"/>
+        </w:rPr>
         <w:t>Repair the claim using a definition, calculation, or test record:</w:t>
       </w:r>
     </w:p>
@@ -2104,7 +3073,24 @@
     </w:p>
     <w:p>
       <w:r>
-        <w:t>WORKED EVIDENCE</w:t>
+        <w:t>Follow the worked trace for Python and Table Readiness, predict a step, then compare with its explanation.</w:t>
+      </w:r>
+    </w:p>
+    <w:p>
+      <w:pPr>
+        <w:spacing w:line="336" w:lineRule="auto" w:after="180"/>
+      </w:pPr>
+      <w:r>
+        <w:rPr>
+          <w:b/>
+        </w:rPr>
+        <w:t xml:space="preserve">WORKED </w:t>
+      </w:r>
+      <w:r>
+        <w:rPr>
+          <w:b/>
+        </w:rPr>
+        <w:t>EVIDENCE</w:t>
       </w:r>
     </w:p>
     <w:p>
@@ -2116,8 +3102,26 @@
       </w:r>
     </w:p>
     <w:p>
-      <w:r>
-        <w:t>Predict first. Then check each step. A correct answer without visible evidence cannot be audited.</w:t>
+      <w:pPr>
+        <w:spacing w:line="336" w:lineRule="auto" w:after="180"/>
+      </w:pPr>
+      <w:r>
+        <w:rPr>
+          <w:b w:val="0"/>
+        </w:rPr>
+        <w:t xml:space="preserve">Predict first. Then check each step. A correct answer without visible </w:t>
+      </w:r>
+      <w:r>
+        <w:rPr>
+          <w:b/>
+        </w:rPr>
+        <w:t>evidence</w:t>
+      </w:r>
+      <w:r>
+        <w:rPr>
+          <w:b w:val="0"/>
+        </w:rPr>
+        <w:t xml:space="preserve"> cannot be audited.</w:t>
       </w:r>
     </w:p>
     <w:p>
@@ -2157,33 +3161,142 @@
       </w:r>
     </w:p>
     <w:p>
-      <w:r>
+      <w:pPr>
+        <w:pStyle w:val="Heading3"/>
+      </w:pPr>
+      <w:r>
+        <w:t>Step 1</w:t>
+      </w:r>
+    </w:p>
+    <w:p>
+      <w:pPr>
+        <w:spacing w:line="336" w:lineRule="auto" w:after="180"/>
+        <w:shd w:fill="F4F9FC"/>
+      </w:pPr>
+      <w:r>
+        <w:rPr>
+          <w:b w:val="0"/>
+        </w:rPr>
         <w:t>STEP 1  widths = [4.2, 5.0, 6.1] stores three decimal measurements.</w:t>
       </w:r>
     </w:p>
     <w:p>
-      <w:r>
+      <w:pPr>
+        <w:pStyle w:val="Heading3"/>
+      </w:pPr>
+      <w:r>
+        <w:t>Step 2</w:t>
+      </w:r>
+    </w:p>
+    <w:p>
+      <w:pPr>
+        <w:spacing w:line="336" w:lineRule="auto" w:after="180"/>
+        <w:shd w:fill="F4F9FC"/>
+      </w:pPr>
+      <w:r>
+        <w:rPr>
+          <w:b w:val="0"/>
+        </w:rPr>
         <w:t>STEP 2  mean_width = sum(widths) / len(widths) evaluates to 5.1.</w:t>
       </w:r>
     </w:p>
     <w:p>
-      <w:r>
-        <w:t>STEP 3  Adding 'unknown' to the numeric list causes a type problem.</w:t>
-      </w:r>
-    </w:p>
-    <w:p>
-      <w:r>
+      <w:pPr>
+        <w:pStyle w:val="Heading3"/>
+      </w:pPr>
+      <w:r>
+        <w:t>Step 3</w:t>
+      </w:r>
+    </w:p>
+    <w:p>
+      <w:pPr>
+        <w:spacing w:line="336" w:lineRule="auto" w:after="180"/>
+        <w:shd w:fill="F4F9FC"/>
+      </w:pPr>
+      <w:r>
+        <w:rPr>
+          <w:b w:val="0"/>
+        </w:rPr>
+        <w:t xml:space="preserve">STEP 3  Adding 'unknown' to the numeric list causes a </w:t>
+      </w:r>
+      <w:r>
+        <w:rPr>
+          <w:b/>
+        </w:rPr>
+        <w:t>type</w:t>
+      </w:r>
+      <w:r>
+        <w:rPr>
+          <w:b w:val="0"/>
+        </w:rPr>
+        <w:t xml:space="preserve"> problem.</w:t>
+      </w:r>
+    </w:p>
+    <w:p>
+      <w:pPr>
+        <w:pStyle w:val="Heading3"/>
+      </w:pPr>
+      <w:r>
+        <w:t>Step 4</w:t>
+      </w:r>
+    </w:p>
+    <w:p>
+      <w:pPr>
+        <w:spacing w:line="336" w:lineRule="auto" w:after="180"/>
+        <w:shd w:fill="F4F9FC"/>
+      </w:pPr>
+      <w:r>
+        <w:rPr>
+          <w:b w:val="0"/>
+        </w:rPr>
         <w:t>STEP 4  Clean or explicitly encode values, rerun top to bottom, and record the result.</w:t>
       </w:r>
     </w:p>
     <w:p>
-      <w:r>
-        <w:t>CHECK  Verify the denominator, unit, split, class definition, and data version before interpreting a score.</w:t>
-      </w:r>
-    </w:p>
-    <w:p>
-      <w:r>
-        <w:t>Recalculate, retrace, or restate the evidence independently:</w:t>
+      <w:pPr>
+        <w:spacing w:line="336" w:lineRule="auto" w:after="180"/>
+        <w:shd w:fill="EDF7F3"/>
+      </w:pPr>
+      <w:r>
+        <w:rPr>
+          <w:b w:val="0"/>
+        </w:rPr>
+        <w:t xml:space="preserve">CHECK  Verify the denominator, </w:t>
+      </w:r>
+      <w:r>
+        <w:rPr>
+          <w:b/>
+        </w:rPr>
+        <w:t>unit</w:t>
+      </w:r>
+      <w:r>
+        <w:rPr>
+          <w:b w:val="0"/>
+        </w:rPr>
+        <w:t>, split, class definition, and data version before interpreting a score.</w:t>
+      </w:r>
+    </w:p>
+    <w:p>
+      <w:pPr>
+        <w:spacing w:line="336" w:lineRule="auto" w:after="180"/>
+      </w:pPr>
+      <w:r>
+        <w:rPr>
+          <w:b w:val="0"/>
+        </w:rPr>
+        <w:t xml:space="preserve">Recalculate, retrace, or restate the </w:t>
+      </w:r>
+      <w:r>
+        <w:rPr>
+          <w:b/>
+        </w:rPr>
+        <w:t>evidence</w:t>
+      </w:r>
+      <w:r>
+        <w:rPr>
+          <w:b w:val="0"/>
+        </w:rPr>
+        <w:t xml:space="preserve"> independently:</w:t>
       </w:r>
     </w:p>
     <w:p>
@@ -2333,7 +3446,13 @@
       </w:r>
     </w:p>
     <w:p>
-      <w:r>
+      <w:pPr>
+        <w:spacing w:line="336" w:lineRule="auto" w:after="180"/>
+      </w:pPr>
+      <w:r>
+        <w:rPr>
+          <w:b w:val="0"/>
+        </w:rPr>
         <w:t>Cover the result before checking it. Say what is given, choose the procedure, and follow one step at a time. Then uncover the result and explain your first mismatch. Ask why a step is allowed, not only what number it produces.</w:t>
       </w:r>
     </w:p>
@@ -2346,7 +3465,13 @@
       </w:r>
     </w:p>
     <w:p>
-      <w:r>
+      <w:pPr>
+        <w:spacing w:line="336" w:lineRule="auto" w:after="180"/>
+      </w:pPr>
+      <w:r>
+        <w:rPr>
+          <w:b w:val="0"/>
+        </w:rPr>
         <w:t>Inspect a small table before asking Python to compute an average.</w:t>
       </w:r>
     </w:p>
@@ -2359,13 +3484,55 @@
       </w:r>
     </w:p>
     <w:p>
-      <w:r>
+      <w:pPr>
+        <w:pStyle w:val="Heading3"/>
+      </w:pPr>
+      <w:r>
+        <w:t>Supplied facts</w:t>
+      </w:r>
+    </w:p>
+    <w:p>
+      <w:pPr>
+        <w:spacing w:line="336" w:lineRule="auto" w:after="180"/>
+        <w:shd w:fill="F1F6FC"/>
+      </w:pPr>
+      <w:r>
+        <w:rPr>
+          <w:b w:val="0"/>
+        </w:rPr>
         <w:t>Plant heights in cm: P=2, Q=6, R=None, S=0. None means unmeasured; zero is a recorded valid height.</w:t>
       </w:r>
     </w:p>
     <w:p>
-      <w:r>
-        <w:t>All inputs and outcomes in this worked example are invented classroom data; no real model run is claimed.</w:t>
+      <w:pPr>
+        <w:pStyle w:val="Heading3"/>
+      </w:pPr>
+      <w:r>
+        <w:t>Supplied facts</w:t>
+      </w:r>
+    </w:p>
+    <w:p>
+      <w:pPr>
+        <w:spacing w:line="336" w:lineRule="auto" w:after="180"/>
+        <w:shd w:fill="F1F6FC"/>
+      </w:pPr>
+      <w:r>
+        <w:rPr>
+          <w:b w:val="0"/>
+        </w:rPr>
+        <w:t xml:space="preserve">All </w:t>
+      </w:r>
+      <w:r>
+        <w:rPr>
+          <w:b/>
+        </w:rPr>
+        <w:t>input</w:t>
+      </w:r>
+      <w:r>
+        <w:rPr>
+          <w:b w:val="0"/>
+        </w:rPr>
+        <w:t>s and outcomes in this worked example are invented classroom data; no real model run is claimed.</w:t>
       </w:r>
     </w:p>
     <w:p>
@@ -2528,30 +3695,126 @@
       </w:r>
     </w:p>
     <w:p>
-      <w:r>
-        <w:t>Read the picture in order. Report 3/4 measured, retaining the missing record separately. The arrows show which recorded input or intermediate result each decision uses. Explain the deciding step aloud before checking the changed case; pointing to the final answer alone does not show how it follows.</w:t>
-      </w:r>
-    </w:p>
-    <w:p>
       <w:pPr>
         <w:pStyle w:val="Heading3"/>
       </w:pPr>
       <w:r>
+        <w:t>Why the result follows</w:t>
+      </w:r>
+    </w:p>
+    <w:p>
+      <w:pPr>
+        <w:spacing w:line="336" w:lineRule="auto" w:after="180"/>
+        <w:shd w:fill="F1F6FC"/>
+      </w:pPr>
+      <w:r>
+        <w:rPr>
+          <w:b w:val="0"/>
+        </w:rPr>
+        <w:t xml:space="preserve">Read the picture in order. Report 3/4 measured, retaining the missing record separately. The arrows show which recorded </w:t>
+      </w:r>
+      <w:r>
+        <w:rPr>
+          <w:b/>
+        </w:rPr>
+        <w:t>input</w:t>
+      </w:r>
+      <w:r>
+        <w:rPr>
+          <w:b w:val="0"/>
+        </w:rPr>
+        <w:t xml:space="preserve"> or intermediate result each decision uses.</w:t>
+      </w:r>
+    </w:p>
+    <w:p>
+      <w:pPr>
+        <w:spacing w:line="336" w:lineRule="auto" w:after="180"/>
+        <w:shd w:fill="F1F6FC"/>
+      </w:pPr>
+      <w:r>
+        <w:rPr>
+          <w:b w:val="0"/>
+        </w:rPr>
+        <w:t>Explain the deciding step aloud before checking the changed case; pointing to the final answer alone does not show how it follows.</w:t>
+      </w:r>
+    </w:p>
+    <w:p>
+      <w:pPr>
+        <w:pStyle w:val="Heading3"/>
+      </w:pPr>
+      <w:r>
         <w:t>What this example does not establish</w:t>
       </w:r>
     </w:p>
     <w:p>
-      <w:r>
+      <w:pPr>
+        <w:pStyle w:val="Heading3"/>
+      </w:pPr>
+      <w:r>
+        <w:t>Keep the stated limit</w:t>
+      </w:r>
+    </w:p>
+    <w:p>
+      <w:pPr>
+        <w:spacing w:line="336" w:lineRule="auto" w:after="180"/>
+        <w:shd w:fill="FFF5E6"/>
+      </w:pPr>
+      <w:r>
+        <w:rPr>
+          <w:b w:val="0"/>
+        </w:rPr>
         <w:t>The measured-row mean may not represent the missing plants; investigate why those readings are absent.</w:t>
       </w:r>
     </w:p>
     <w:p>
-      <w:r>
-        <w:t>Read the labelled picture: Why should the missing value not silently become zero? Point to the relevant step in the picture, then write the changed result and the rule or evidence that supports it.</w:t>
-      </w:r>
-    </w:p>
-    <w:p>
-      <w:r>
+      <w:pPr>
+        <w:pStyle w:val="Heading3"/>
+      </w:pPr>
+      <w:r>
+        <w:t>Keep the stated limit</w:t>
+      </w:r>
+    </w:p>
+    <w:p>
+      <w:pPr>
+        <w:spacing w:line="336" w:lineRule="auto" w:after="180"/>
+        <w:shd w:fill="FFF5E6"/>
+      </w:pPr>
+      <w:r>
+        <w:rPr>
+          <w:b w:val="0"/>
+        </w:rPr>
+        <w:t xml:space="preserve">Read the labelled picture: Why should the missing value not silently become zero? Point to the relevant step in the picture, then write the changed result and the rule or </w:t>
+      </w:r>
+      <w:r>
+        <w:rPr>
+          <w:b/>
+        </w:rPr>
+        <w:t>evidence</w:t>
+      </w:r>
+      <w:r>
+        <w:rPr>
+          <w:b w:val="0"/>
+        </w:rPr>
+        <w:t xml:space="preserve"> that supports it.</w:t>
+      </w:r>
+    </w:p>
+    <w:p>
+      <w:pPr>
+        <w:pStyle w:val="Heading3"/>
+      </w:pPr>
+      <w:r>
+        <w:t>Keep the stated limit</w:t>
+      </w:r>
+    </w:p>
+    <w:p>
+      <w:pPr>
+        <w:spacing w:line="336" w:lineRule="auto" w:after="180"/>
+        <w:shd w:fill="FFF5E6"/>
+      </w:pPr>
+      <w:r>
+        <w:rPr>
+          <w:b w:val="0"/>
+        </w:rPr>
         <w:t>Change one thing: S changes from 0 to None. Predict the result before checking the explanation. What remains the same?</w:t>
       </w:r>
     </w:p>
@@ -2565,6 +3828,26 @@
     </w:p>
     <w:p>
       <w:r>
+        <w:t>Find the unsupported step in the Python and Table Readiness claim and explain a repair using the supplied evidence.</w:t>
+      </w:r>
+    </w:p>
+    <w:p>
+      <w:pPr>
+        <w:pStyle w:val="Heading3"/>
+      </w:pPr>
+      <w:r>
+        <w:t>Find the first error</w:t>
+      </w:r>
+    </w:p>
+    <w:p>
+      <w:pPr>
+        <w:spacing w:line="336" w:lineRule="auto" w:after="180"/>
+        <w:shd w:fill="FFF5E6"/>
+      </w:pPr>
+      <w:r>
+        <w:rPr>
+          <w:b w:val="0"/>
+        </w:rPr>
         <w:t>ERROR DETECTIVE</w:t>
       </w:r>
     </w:p>
@@ -2577,7 +3860,13 @@
       </w:r>
     </w:p>
     <w:p>
-      <w:r>
+      <w:pPr>
+        <w:spacing w:line="336" w:lineRule="auto" w:after="180"/>
+      </w:pPr>
+      <w:r>
+        <w:rPr>
+          <w:b w:val="0"/>
+        </w:rPr>
         <w:t>Do not patch the answer. Find the earliest unsupported assumption, data problem, or experiment error.</w:t>
       </w:r>
     </w:p>
@@ -2828,12 +4117,37 @@
       </w:tr>
     </w:tbl>
     <w:p>
-      <w:r>
-        <w:t>CLAIM TO CHALLENGE  If notebook cells eventually run, execution order and data types do not matter.</w:t>
-      </w:r>
-    </w:p>
-    <w:p>
-      <w:r>
+      <w:pPr>
+        <w:spacing w:line="336" w:lineRule="auto" w:after="180"/>
+        <w:shd w:fill="FFF5E6"/>
+      </w:pPr>
+      <w:r>
+        <w:rPr>
+          <w:b w:val="0"/>
+        </w:rPr>
+        <w:t xml:space="preserve">CLAIM TO CHALLENGE  If notebook cells eventually run, execution order and </w:t>
+      </w:r>
+      <w:r>
+        <w:rPr>
+          <w:b/>
+        </w:rPr>
+        <w:t>data type</w:t>
+      </w:r>
+      <w:r>
+        <w:rPr>
+          <w:b w:val="0"/>
+        </w:rPr>
+        <w:t>s do not matter.</w:t>
+      </w:r>
+    </w:p>
+    <w:p>
+      <w:pPr>
+        <w:spacing w:line="336" w:lineRule="auto" w:after="180"/>
+      </w:pPr>
+      <w:r>
+        <w:rPr>
+          <w:b w:val="0"/>
+        </w:rPr>
         <w:t>Diagnose one cause and name the cleanest next experiment:</w:t>
       </w:r>
     </w:p>
@@ -2846,8 +4160,62 @@
       </w:r>
     </w:p>
     <w:p>
-      <w:r>
-        <w:t>A row can satisfy every schema rule and still be a wrong observation. Schema validation checks our stated structure and constraints, not whether someone measured honestly or selected a representative sample.</w:t>
+      <w:pPr>
+        <w:spacing w:line="336" w:lineRule="auto" w:after="180"/>
+      </w:pPr>
+      <w:r>
+        <w:rPr>
+          <w:b w:val="0"/>
+        </w:rPr>
+        <w:t xml:space="preserve">A row can satisfy every </w:t>
+      </w:r>
+      <w:r>
+        <w:rPr>
+          <w:b/>
+        </w:rPr>
+        <w:t>schema</w:t>
+      </w:r>
+      <w:r>
+        <w:rPr>
+          <w:b w:val="0"/>
+        </w:rPr>
+        <w:t xml:space="preserve"> rule and still be a wrong </w:t>
+      </w:r>
+      <w:r>
+        <w:rPr>
+          <w:b/>
+        </w:rPr>
+        <w:t>observation</w:t>
+      </w:r>
+      <w:r>
+        <w:rPr>
+          <w:b w:val="0"/>
+        </w:rPr>
+        <w:t xml:space="preserve">. </w:t>
+      </w:r>
+      <w:r>
+        <w:rPr>
+          <w:b/>
+        </w:rPr>
+        <w:t>Schema</w:t>
+      </w:r>
+      <w:r>
+        <w:rPr>
+          <w:b w:val="0"/>
+        </w:rPr>
+        <w:t xml:space="preserve"> validation checks our stated structure and </w:t>
+      </w:r>
+      <w:r>
+        <w:rPr>
+          <w:b/>
+        </w:rPr>
+        <w:t>constraint</w:t>
+      </w:r>
+      <w:r>
+        <w:rPr>
+          <w:b w:val="0"/>
+        </w:rPr>
+        <w:t>s, not whether someone measured honestly or selected a representative sample.</w:t>
       </w:r>
     </w:p>
     <w:p>
@@ -2897,8 +4265,32 @@
       </w:r>
     </w:p>
     <w:p>
-      <w:r>
-        <w:t>File reading does not establish that the values are valid durations. After conversion, apply the schema and record any rejected lines. Do not upload personal records to an external tool for this exercise.</w:t>
+      <w:pPr>
+        <w:spacing w:line="336" w:lineRule="auto" w:after="180"/>
+      </w:pPr>
+      <w:r>
+        <w:rPr>
+          <w:b/>
+        </w:rPr>
+        <w:t>File</w:t>
+      </w:r>
+      <w:r>
+        <w:rPr>
+          <w:b w:val="0"/>
+        </w:rPr>
+        <w:t xml:space="preserve"> reading does not establish that the values are valid durations. After conversion, apply the </w:t>
+      </w:r>
+      <w:r>
+        <w:rPr>
+          <w:b/>
+        </w:rPr>
+        <w:t>schema</w:t>
+      </w:r>
+      <w:r>
+        <w:rPr>
+          <w:b w:val="0"/>
+        </w:rPr>
+        <w:t xml:space="preserve"> and record any rejected lines. Do not upload personal records to an external tool for this exercise.</w:t>
       </w:r>
     </w:p>
     <w:p>
@@ -2948,8 +4340,44 @@
       </w:r>
     </w:p>
     <w:p>
-      <w:r>
-        <w:t>Recovery must fit the task. A caller may ask for corrected input or exclude the row with a recorded reason. It must not use None as a number or claim that rejected records were successfully processed.</w:t>
+      <w:pPr>
+        <w:spacing w:line="336" w:lineRule="auto" w:after="180"/>
+      </w:pPr>
+      <w:r>
+        <w:rPr>
+          <w:b/>
+        </w:rPr>
+        <w:t>Recovery</w:t>
+      </w:r>
+      <w:r>
+        <w:rPr>
+          <w:b w:val="0"/>
+        </w:rPr>
+        <w:t xml:space="preserve"> must fit the task. A caller may ask for corrected </w:t>
+      </w:r>
+      <w:r>
+        <w:rPr>
+          <w:b/>
+        </w:rPr>
+        <w:t>input</w:t>
+      </w:r>
+      <w:r>
+        <w:rPr>
+          <w:b w:val="0"/>
+        </w:rPr>
+        <w:t xml:space="preserve"> or exclude the row with a recorded reason. It must not use None as a number or claim that rejected records were successfully </w:t>
+      </w:r>
+      <w:r>
+        <w:rPr>
+          <w:b/>
+        </w:rPr>
+        <w:t>process</w:t>
+      </w:r>
+      <w:r>
+        <w:rPr>
+          <w:b w:val="0"/>
+        </w:rPr>
+        <w:t>ed.</w:t>
       </w:r>
     </w:p>
     <w:p>
@@ -3000,6 +4428,17 @@
     </w:p>
     <w:p>
       <w:r>
+        <w:t>Practise Python and Table Readiness with support, then explain the deciding step in your own words.</w:t>
+      </w:r>
+    </w:p>
+    <w:p>
+      <w:pPr>
+        <w:spacing w:line="336" w:lineRule="auto" w:after="180"/>
+      </w:pPr>
+      <w:r>
+        <w:rPr>
+          <w:b/>
+        </w:rPr>
         <w:t>ML STUDIO</w:t>
       </w:r>
     </w:p>
@@ -3012,7 +4451,13 @@
       </w:r>
     </w:p>
     <w:p>
-      <w:r>
+      <w:pPr>
+        <w:spacing w:line="336" w:lineRule="auto" w:after="180"/>
+      </w:pPr>
+      <w:r>
+        <w:rPr>
+          <w:b w:val="0"/>
+        </w:rPr>
         <w:t>A trustworthy result can be reproduced from the recorded data, code, settings, and evaluation rule.</w:t>
       </w:r>
     </w:p>
@@ -3061,37 +4506,118 @@
       </w:r>
     </w:p>
     <w:p>
-      <w:r>
+      <w:pPr>
+        <w:pStyle w:val="Heading3"/>
+      </w:pPr>
+      <w:r>
+        <w:t>Question to explain</w:t>
+      </w:r>
+    </w:p>
+    <w:p>
+      <w:pPr>
+        <w:spacing w:line="336" w:lineRule="auto" w:after="180"/>
+        <w:shd w:fill="F5F1FB"/>
+      </w:pPr>
+      <w:r>
+        <w:rPr>
+          <w:b w:val="0"/>
+        </w:rPr>
         <w:t>QUESTION + intended use + success threshold</w:t>
       </w:r>
     </w:p>
     <w:p>
-      <w:r>
+      <w:pPr>
+        <w:spacing w:line="336" w:lineRule="auto" w:after="180"/>
+      </w:pPr>
+      <w:r>
+        <w:rPr>
+          <w:b w:val="0"/>
+        </w:rPr>
         <w:t>DATA version + grouped split + leakage check</w:t>
       </w:r>
     </w:p>
     <w:p>
-      <w:r>
-        <w:t>CODE/preprocessing + features + model + settings + seed</w:t>
-      </w:r>
-    </w:p>
-    <w:p>
-      <w:r>
-        <w:t>METRICS + positive class + units + denominators</w:t>
-      </w:r>
-    </w:p>
-    <w:p>
-      <w:r>
-        <w:t>PREDICTIONS + errors + subgroup slices + limitations</w:t>
-      </w:r>
-    </w:p>
-    <w:p>
-      <w:r>
+      <w:pPr>
+        <w:spacing w:line="336" w:lineRule="auto" w:after="180"/>
+      </w:pPr>
+      <w:r>
+        <w:rPr>
+          <w:b w:val="0"/>
+        </w:rPr>
+        <w:t>CODE/pre</w:t>
+      </w:r>
+      <w:r>
+        <w:rPr>
+          <w:b/>
+        </w:rPr>
+        <w:t>process</w:t>
+      </w:r>
+      <w:r>
+        <w:rPr>
+          <w:b w:val="0"/>
+        </w:rPr>
+        <w:t>ing + features + model + settings + seed</w:t>
+      </w:r>
+    </w:p>
+    <w:p>
+      <w:pPr>
+        <w:spacing w:line="336" w:lineRule="auto" w:after="180"/>
+      </w:pPr>
+      <w:r>
+        <w:rPr>
+          <w:b w:val="0"/>
+        </w:rPr>
+        <w:t xml:space="preserve">METRICS + positive class + </w:t>
+      </w:r>
+      <w:r>
+        <w:rPr>
+          <w:b/>
+        </w:rPr>
+        <w:t>unit</w:t>
+      </w:r>
+      <w:r>
+        <w:rPr>
+          <w:b w:val="0"/>
+        </w:rPr>
+        <w:t>s + denominators</w:t>
+      </w:r>
+    </w:p>
+    <w:p>
+      <w:pPr>
+        <w:spacing w:line="336" w:lineRule="auto" w:after="180"/>
+      </w:pPr>
+      <w:r>
+        <w:rPr>
+          <w:b/>
+        </w:rPr>
+        <w:t>PREDICTION</w:t>
+      </w:r>
+      <w:r>
+        <w:rPr>
+          <w:b w:val="0"/>
+        </w:rPr>
+        <w:t>S + errors + subgroup slices + limitations</w:t>
+      </w:r>
+    </w:p>
+    <w:p>
+      <w:pPr>
+        <w:spacing w:line="336" w:lineRule="auto" w:after="180"/>
+      </w:pPr>
+      <w:r>
+        <w:rPr>
+          <w:b w:val="0"/>
+        </w:rPr>
         <w:t>HUMAN reviewer + release, revise, limit, or stop decision</w:t>
       </w:r>
     </w:p>
     <w:p>
-      <w:r>
+      <w:pPr>
+        <w:spacing w:line="336" w:lineRule="auto" w:after="180"/>
+      </w:pPr>
+      <w:r>
+        <w:rPr>
+          <w:b w:val="0"/>
+        </w:rPr>
         <w:t>Write the minimum record needed to reproduce today's result:</w:t>
       </w:r>
     </w:p>
@@ -3104,7 +4630,13 @@
       </w:r>
     </w:p>
     <w:p>
-      <w:r>
+      <w:pPr>
+        <w:spacing w:line="336" w:lineRule="auto" w:after="180"/>
+      </w:pPr>
+      <w:r>
+        <w:rPr>
+          <w:b w:val="0"/>
+        </w:rPr>
         <w:t>If one row records 120 seconds in the minutes field, a simple numeric total becomes misleading. Correct the source or explicitly convert and document it; renaming a column alone does not convert values.</w:t>
       </w:r>
     </w:p>
@@ -3117,8 +4649,73 @@
       </w:r>
     </w:p>
     <w:p>
-      <w:r>
-        <w:t>If Python cannot find durations.txt, it raises FileNotFoundError. Check the current working folder and exact filename. Do not switch to write mode to solve a missing input: opening an existing file with w would replace its contents.</w:t>
+      <w:pPr>
+        <w:spacing w:line="336" w:lineRule="auto" w:after="180"/>
+      </w:pPr>
+      <w:r>
+        <w:rPr>
+          <w:b w:val="0"/>
+        </w:rPr>
+        <w:t xml:space="preserve">If Python cannot find durations.txt, it raises </w:t>
+      </w:r>
+      <w:r>
+        <w:rPr>
+          <w:b/>
+        </w:rPr>
+        <w:t>File</w:t>
+      </w:r>
+      <w:r>
+        <w:rPr>
+          <w:b w:val="0"/>
+        </w:rPr>
+        <w:t xml:space="preserve">NotFoundError. Check the current working folder and exact </w:t>
+      </w:r>
+      <w:r>
+        <w:rPr>
+          <w:b/>
+        </w:rPr>
+        <w:t>file</w:t>
+      </w:r>
+      <w:r>
+        <w:rPr>
+          <w:b w:val="0"/>
+        </w:rPr>
+        <w:t>name.</w:t>
+      </w:r>
+    </w:p>
+    <w:p>
+      <w:pPr>
+        <w:spacing w:line="336" w:lineRule="auto" w:after="180"/>
+      </w:pPr>
+      <w:r>
+        <w:rPr>
+          <w:b w:val="0"/>
+        </w:rPr>
+        <w:t xml:space="preserve">Do not switch to write mode to solve a missing </w:t>
+      </w:r>
+      <w:r>
+        <w:rPr>
+          <w:b/>
+        </w:rPr>
+        <w:t>input</w:t>
+      </w:r>
+      <w:r>
+        <w:rPr>
+          <w:b w:val="0"/>
+        </w:rPr>
+        <w:t xml:space="preserve">: opening an existing </w:t>
+      </w:r>
+      <w:r>
+        <w:rPr>
+          <w:b/>
+        </w:rPr>
+        <w:t>file</w:t>
+      </w:r>
+      <w:r>
+        <w:rPr>
+          <w:b w:val="0"/>
+        </w:rPr>
+        <w:t xml:space="preserve"> with w would replace its contents.</w:t>
       </w:r>
     </w:p>
     <w:p>
@@ -3130,8 +4727,73 @@
       </w:r>
     </w:p>
     <w:p>
-      <w:r>
-        <w:t>A bare except that returns 0 hides unrelated programming errors and corrupts missing values. Catch the expected exception, preserve an error status and keep the unknown value as None. If file reading is added, handle FileNotFoundError separately with an actionable message.</w:t>
+      <w:pPr>
+        <w:spacing w:line="336" w:lineRule="auto" w:after="180"/>
+      </w:pPr>
+      <w:r>
+        <w:rPr>
+          <w:b w:val="0"/>
+        </w:rPr>
+        <w:t xml:space="preserve">A bare except that returns 0 hides unrelated programming errors and corrupts missing values. Catch the expected </w:t>
+      </w:r>
+      <w:r>
+        <w:rPr>
+          <w:b/>
+        </w:rPr>
+        <w:t>exception</w:t>
+      </w:r>
+      <w:r>
+        <w:rPr>
+          <w:b w:val="0"/>
+        </w:rPr>
+        <w:t xml:space="preserve">, preserve an error </w:t>
+      </w:r>
+      <w:r>
+        <w:rPr>
+          <w:b/>
+        </w:rPr>
+        <w:t>status</w:t>
+      </w:r>
+      <w:r>
+        <w:rPr>
+          <w:b w:val="0"/>
+        </w:rPr>
+        <w:t xml:space="preserve"> and keep the unknown value as None.</w:t>
+      </w:r>
+    </w:p>
+    <w:p>
+      <w:pPr>
+        <w:spacing w:line="336" w:lineRule="auto" w:after="180"/>
+      </w:pPr>
+      <w:r>
+        <w:rPr>
+          <w:b w:val="0"/>
+        </w:rPr>
+        <w:t xml:space="preserve">If </w:t>
+      </w:r>
+      <w:r>
+        <w:rPr>
+          <w:b/>
+        </w:rPr>
+        <w:t>file</w:t>
+      </w:r>
+      <w:r>
+        <w:rPr>
+          <w:b w:val="0"/>
+        </w:rPr>
+        <w:t xml:space="preserve"> reading is added, handle </w:t>
+      </w:r>
+      <w:r>
+        <w:rPr>
+          <w:b/>
+        </w:rPr>
+        <w:t>File</w:t>
+      </w:r>
+      <w:r>
+        <w:rPr>
+          <w:b w:val="0"/>
+        </w:rPr>
+        <w:t>NotFoundError separately with an actionable message.</w:t>
       </w:r>
     </w:p>
     <w:p>
@@ -3143,8 +4805,38 @@
       </w:r>
     </w:p>
     <w:p>
-      <w:r>
-        <w:t>Use workbook W2 for the connected example “Rows columns and schemas”. First fill the input and rule boxes. Try the middle steps before asking for a hint. After a hint, try the next step yourself.</w:t>
+      <w:pPr>
+        <w:spacing w:line="336" w:lineRule="auto" w:after="180"/>
+      </w:pPr>
+      <w:r>
+        <w:rPr>
+          <w:b w:val="0"/>
+        </w:rPr>
+        <w:t xml:space="preserve">Use workbook W2 for the connected example “Rows columns and </w:t>
+      </w:r>
+      <w:r>
+        <w:rPr>
+          <w:b/>
+        </w:rPr>
+        <w:t>schema</w:t>
+      </w:r>
+      <w:r>
+        <w:rPr>
+          <w:b w:val="0"/>
+        </w:rPr>
+        <w:t xml:space="preserve">s”. First fill the </w:t>
+      </w:r>
+      <w:r>
+        <w:rPr>
+          <w:b/>
+        </w:rPr>
+        <w:t>input</w:t>
+      </w:r>
+      <w:r>
+        <w:rPr>
+          <w:b w:val="0"/>
+        </w:rPr>
+        <w:t xml:space="preserve"> and rule boxes. Try the middle steps before asking for a hint. After a hint, try the next step yourself.</w:t>
       </w:r>
     </w:p>
     <w:tbl>
@@ -3227,7 +4919,13 @@
       </w:tr>
     </w:tbl>
     <w:p>
-      <w:r>
+      <w:pPr>
+        <w:spacing w:line="336" w:lineRule="auto" w:after="180"/>
+      </w:pPr>
+      <w:r>
+        <w:rPr>
+          <w:b w:val="0"/>
+        </w:rPr>
         <w:t>Explain your trace to a partner. Your partner points to one step to check. Swap roles on the next case. Each person writes their own explanation.</w:t>
       </w:r>
     </w:p>
@@ -3240,12 +4938,47 @@
       </w:r>
     </w:p>
     <w:p>
-      <w:r>
-        <w:t>Use the worked case for Rows columns and schemas. Proposed explanation: “A successful run proves the conclusion”. Decide whether this explanation is supported. Point to the step or supplied fact that decides; explain your repair if needed.</w:t>
-      </w:r>
-    </w:p>
-    <w:p>
-      <w:r>
+      <w:pPr>
+        <w:spacing w:line="336" w:lineRule="auto" w:after="180"/>
+      </w:pPr>
+      <w:r>
+        <w:rPr>
+          <w:b w:val="0"/>
+        </w:rPr>
+        <w:t xml:space="preserve">Use the worked case for Rows columns and </w:t>
+      </w:r>
+      <w:r>
+        <w:rPr>
+          <w:b/>
+        </w:rPr>
+        <w:t>schema</w:t>
+      </w:r>
+      <w:r>
+        <w:rPr>
+          <w:b w:val="0"/>
+        </w:rPr>
+        <w:t>s. Proposed explanation: “A successful run proves the conclusion”. Decide whether this explanation is supported.</w:t>
+      </w:r>
+    </w:p>
+    <w:p>
+      <w:pPr>
+        <w:spacing w:line="336" w:lineRule="auto" w:after="180"/>
+      </w:pPr>
+      <w:r>
+        <w:rPr>
+          <w:b w:val="0"/>
+        </w:rPr>
+        <w:t>Point to the step or supplied fact that decides; explain your repair if needed.</w:t>
+      </w:r>
+    </w:p>
+    <w:p>
+      <w:pPr>
+        <w:spacing w:line="336" w:lineRule="auto" w:after="180"/>
+      </w:pPr>
+      <w:r>
+        <w:rPr>
+          <w:b w:val="0"/>
+        </w:rPr>
         <w:t>Answer on your own before discussion. If you are unsure, say which step you need help with.</w:t>
       </w:r>
     </w:p>
@@ -3258,8 +4991,26 @@
       </w:r>
     </w:p>
     <w:p>
-      <w:r>
-        <w:t>Use its named workbook W2. Identify the given inputs, try the middle steps with less help, then explain your trace. Check this claim before group discussion: A successful run proves the conclusion</w:t>
+      <w:pPr>
+        <w:spacing w:line="336" w:lineRule="auto" w:after="180"/>
+      </w:pPr>
+      <w:r>
+        <w:rPr>
+          <w:b w:val="0"/>
+        </w:rPr>
+        <w:t xml:space="preserve">Use its named workbook W2. Identify the given </w:t>
+      </w:r>
+      <w:r>
+        <w:rPr>
+          <w:b/>
+        </w:rPr>
+        <w:t>input</w:t>
+      </w:r>
+      <w:r>
+        <w:rPr>
+          <w:b w:val="0"/>
+        </w:rPr>
+        <w:t>s, try the middle steps with less help, then explain your trace. Check this claim before group discussion: A successful run proves the conclusion</w:t>
       </w:r>
     </w:p>
     <w:p>
@@ -3271,8 +5022,26 @@
       </w:r>
     </w:p>
     <w:p>
-      <w:r>
-        <w:t>Use its named workbook W2. Identify the given inputs, try the middle steps with less help, then explain your trace. Check this claim before group discussion: A successful run proves the conclusion</w:t>
+      <w:pPr>
+        <w:spacing w:line="336" w:lineRule="auto" w:after="180"/>
+      </w:pPr>
+      <w:r>
+        <w:rPr>
+          <w:b w:val="0"/>
+        </w:rPr>
+        <w:t xml:space="preserve">Use its named workbook W2. Identify the given </w:t>
+      </w:r>
+      <w:r>
+        <w:rPr>
+          <w:b/>
+        </w:rPr>
+        <w:t>input</w:t>
+      </w:r>
+      <w:r>
+        <w:rPr>
+          <w:b w:val="0"/>
+        </w:rPr>
+        <w:t>s, try the middle steps with less help, then explain your trace. Check this claim before group discussion: A successful run proves the conclusion</w:t>
       </w:r>
     </w:p>
     <w:p>
@@ -3284,8 +5053,26 @@
       </w:r>
     </w:p>
     <w:p>
-      <w:r>
-        <w:t>Why should the missing value not silently become zero? Point to the relevant step in the picture, then write the changed result and the rule or evidence that supports it.</w:t>
+      <w:pPr>
+        <w:spacing w:line="336" w:lineRule="auto" w:after="180"/>
+      </w:pPr>
+      <w:r>
+        <w:rPr>
+          <w:b w:val="0"/>
+        </w:rPr>
+        <w:t xml:space="preserve">Why should the missing value not silently become zero? Point to the relevant step in the picture, then write the changed result and the rule or </w:t>
+      </w:r>
+      <w:r>
+        <w:rPr>
+          <w:b/>
+        </w:rPr>
+        <w:t>evidence</w:t>
+      </w:r>
+      <w:r>
+        <w:rPr>
+          <w:b w:val="0"/>
+        </w:rPr>
+        <w:t xml:space="preserve"> that supports it.</w:t>
       </w:r>
     </w:p>
     <w:p>
@@ -3317,7 +5104,13 @@
       </w:r>
     </w:p>
     <w:p>
-      <w:r>
+      <w:pPr>
+        <w:spacing w:line="336" w:lineRule="auto" w:after="180"/>
+      </w:pPr>
+      <w:r>
+        <w:rPr>
+          <w:b w:val="0"/>
+        </w:rPr>
         <w:t>This is supported practice. Keep the separately named independent case for an attempt before feedback.</w:t>
       </w:r>
     </w:p>
@@ -3331,7 +5124,24 @@
     </w:p>
     <w:p>
       <w:r>
-        <w:t>EVIDENCE LAB</w:t>
+        <w:t>Investigate Python and Table Readiness. Record the prediction, actual observation or labelled paper trace, explanation and next test separately.</w:t>
+      </w:r>
+    </w:p>
+    <w:p>
+      <w:pPr>
+        <w:spacing w:line="336" w:lineRule="auto" w:after="180"/>
+      </w:pPr>
+      <w:r>
+        <w:rPr>
+          <w:b/>
+        </w:rPr>
+        <w:t>EVIDENCE</w:t>
+      </w:r>
+      <w:r>
+        <w:rPr>
+          <w:b/>
+        </w:rPr>
+        <w:t xml:space="preserve"> LAB</w:t>
       </w:r>
     </w:p>
     <w:p>
@@ -3343,7 +5153,13 @@
       </w:r>
     </w:p>
     <w:p>
-      <w:r>
+      <w:pPr>
+        <w:spacing w:line="336" w:lineRule="auto" w:after="180"/>
+      </w:pPr>
+      <w:r>
+        <w:rPr>
+          <w:b w:val="0"/>
+        </w:rPr>
         <w:t>Keep the test conditions fixed, record every result, and change only one planned factor.</w:t>
       </w:r>
     </w:p>
@@ -3384,27 +5200,86 @@
       </w:r>
     </w:p>
     <w:p>
-      <w:r>
-        <w:t>1.  Write the hypothesis and expected evidence before running.</w:t>
-      </w:r>
-    </w:p>
-    <w:p>
-      <w:r>
-        <w:t>2.  Notebook Detective: predict five variable values, trace two table filters, repair two errors, and rerun from a clean state.</w:t>
-      </w:r>
-    </w:p>
-    <w:p>
-      <w:r>
+      <w:pPr>
+        <w:spacing w:line="336" w:lineRule="auto" w:after="180"/>
+        <w:shd w:fill="F4F9FC"/>
+      </w:pPr>
+      <w:r>
+        <w:rPr>
+          <w:b w:val="0"/>
+        </w:rPr>
+        <w:t xml:space="preserve">1.  Write the hypothesis and expected </w:t>
+      </w:r>
+      <w:r>
+        <w:rPr>
+          <w:b/>
+        </w:rPr>
+        <w:t>evidence</w:t>
+      </w:r>
+      <w:r>
+        <w:rPr>
+          <w:b w:val="0"/>
+        </w:rPr>
+        <w:t xml:space="preserve"> before running.</w:t>
+      </w:r>
+    </w:p>
+    <w:p>
+      <w:pPr>
+        <w:spacing w:line="336" w:lineRule="auto" w:after="180"/>
+        <w:shd w:fill="F4F9FC"/>
+      </w:pPr>
+      <w:r>
+        <w:rPr>
+          <w:b w:val="0"/>
+        </w:rPr>
+        <w:t xml:space="preserve">2.  Notebook Detective: predict five </w:t>
+      </w:r>
+      <w:r>
+        <w:rPr>
+          <w:b/>
+        </w:rPr>
+        <w:t>variable</w:t>
+      </w:r>
+      <w:r>
+        <w:rPr>
+          <w:b w:val="0"/>
+        </w:rPr>
+        <w:t xml:space="preserve"> values, trace two table filters, repair two errors, and rerun from a clean state.</w:t>
+      </w:r>
+    </w:p>
+    <w:p>
+      <w:pPr>
+        <w:spacing w:line="336" w:lineRule="auto" w:after="180"/>
+        <w:shd w:fill="F4F9FC"/>
+      </w:pPr>
+      <w:r>
+        <w:rPr>
+          <w:b w:val="0"/>
+        </w:rPr>
         <w:t>3.  Run one normal, one boundary, one missing, and one shifted case.</w:t>
       </w:r>
     </w:p>
     <w:p>
-      <w:r>
+      <w:pPr>
+        <w:spacing w:line="336" w:lineRule="auto" w:after="180"/>
+        <w:shd w:fill="F4F9FC"/>
+      </w:pPr>
+      <w:r>
+        <w:rPr>
+          <w:b w:val="0"/>
+        </w:rPr>
         <w:t>4.  Calculate the metric from raw counts or row-level errors.</w:t>
       </w:r>
     </w:p>
     <w:p>
-      <w:r>
+      <w:pPr>
+        <w:spacing w:line="336" w:lineRule="auto" w:after="180"/>
+        <w:shd w:fill="F4F9FC"/>
+      </w:pPr>
+      <w:r>
+        <w:rPr>
+          <w:b w:val="0"/>
+        </w:rPr>
         <w:t>5.  Interpret what changed, what did not, and what remains unsafe or unknown.</w:t>
       </w:r>
     </w:p>
@@ -3662,7 +5537,13 @@
       </w:r>
     </w:p>
     <w:p>
-      <w:r>
+      <w:pPr>
+        <w:spacing w:line="336" w:lineRule="auto" w:after="180"/>
+      </w:pPr>
+      <w:r>
+        <w:rPr>
+          <w:b w:val="0"/>
+        </w:rPr>
         <w:t>Before trying: what do I expect, and why? While trying: which step could first go wrong? Afterwards: what did I actually observe, and what should change? Keep “not run” if you only traced the procedure.</w:t>
       </w:r>
     </w:p>
@@ -3676,6 +5557,17 @@
     </w:p>
     <w:p>
       <w:r>
+        <w:t>Move from recall to tracing, diagnosis and transfer in Python and Table Readiness. Explain why each step is justified.</w:t>
+      </w:r>
+    </w:p>
+    <w:p>
+      <w:pPr>
+        <w:spacing w:line="336" w:lineRule="auto" w:after="180"/>
+      </w:pPr>
+      <w:r>
+        <w:rPr>
+          <w:b/>
+        </w:rPr>
         <w:t>MASTERY</w:t>
       </w:r>
     </w:p>
@@ -3688,8 +5580,26 @@
       </w:r>
     </w:p>
     <w:p>
-      <w:r>
-        <w:t>Move upward only when you can produce evidence without copying the example.</w:t>
+      <w:pPr>
+        <w:spacing w:line="336" w:lineRule="auto" w:after="180"/>
+      </w:pPr>
+      <w:r>
+        <w:rPr>
+          <w:b w:val="0"/>
+        </w:rPr>
+        <w:t xml:space="preserve">Move upward only when you can produce </w:t>
+      </w:r>
+      <w:r>
+        <w:rPr>
+          <w:b/>
+        </w:rPr>
+        <w:t>evidence</w:t>
+      </w:r>
+      <w:r>
+        <w:rPr>
+          <w:b w:val="0"/>
+        </w:rPr>
+        <w:t xml:space="preserve"> without copying the example.</w:t>
       </w:r>
     </w:p>
     <w:p>
@@ -3729,42 +5639,203 @@
       </w:r>
     </w:p>
     <w:p>
-      <w:r>
-        <w:t>DEFINE  Use all four terms precisely: variable, data type, dataframe, expression.</w:t>
-      </w:r>
-    </w:p>
-    <w:p>
-      <w:r>
-        <w:t>CALCULATE  Reproduce the worked evidence with units and denominator.</w:t>
-      </w:r>
-    </w:p>
-    <w:p>
-      <w:r>
-        <w:t>TRACE  Explain the data, code or decision path.</w:t>
-      </w:r>
-    </w:p>
-    <w:p>
-      <w:r>
-        <w:t>DIAGNOSE  If notebook cells eventually run, execution order and data types do not matter.</w:t>
-      </w:r>
-    </w:p>
-    <w:p>
-      <w:r>
+      <w:pPr>
+        <w:spacing w:line="336" w:lineRule="auto" w:after="180"/>
+      </w:pPr>
+      <w:r>
+        <w:rPr>
+          <w:b w:val="0"/>
+        </w:rPr>
+        <w:t xml:space="preserve">DEFINE  Use all four terms precisely: </w:t>
+      </w:r>
+      <w:r>
+        <w:rPr>
+          <w:b/>
+        </w:rPr>
+        <w:t>variable</w:t>
+      </w:r>
+      <w:r>
+        <w:rPr>
+          <w:b w:val="0"/>
+        </w:rPr>
+        <w:t xml:space="preserve">, </w:t>
+      </w:r>
+      <w:r>
+        <w:rPr>
+          <w:b/>
+        </w:rPr>
+        <w:t>data type</w:t>
+      </w:r>
+      <w:r>
+        <w:rPr>
+          <w:b w:val="0"/>
+        </w:rPr>
+        <w:t xml:space="preserve">, </w:t>
+      </w:r>
+      <w:r>
+        <w:rPr>
+          <w:b/>
+        </w:rPr>
+        <w:t>dataframe</w:t>
+      </w:r>
+      <w:r>
+        <w:rPr>
+          <w:b w:val="0"/>
+        </w:rPr>
+        <w:t xml:space="preserve">, </w:t>
+      </w:r>
+      <w:r>
+        <w:rPr>
+          <w:b/>
+        </w:rPr>
+        <w:t>expression</w:t>
+      </w:r>
+      <w:r>
+        <w:rPr>
+          <w:b w:val="0"/>
+        </w:rPr>
+        <w:t>.</w:t>
+      </w:r>
+    </w:p>
+    <w:p>
+      <w:pPr>
+        <w:spacing w:line="336" w:lineRule="auto" w:after="180"/>
+      </w:pPr>
+      <w:r>
+        <w:rPr>
+          <w:b w:val="0"/>
+        </w:rPr>
+        <w:t xml:space="preserve">CALCULATE  Reproduce the worked </w:t>
+      </w:r>
+      <w:r>
+        <w:rPr>
+          <w:b/>
+        </w:rPr>
+        <w:t>evidence</w:t>
+      </w:r>
+      <w:r>
+        <w:rPr>
+          <w:b w:val="0"/>
+        </w:rPr>
+        <w:t xml:space="preserve"> with </w:t>
+      </w:r>
+      <w:r>
+        <w:rPr>
+          <w:b/>
+        </w:rPr>
+        <w:t>unit</w:t>
+      </w:r>
+      <w:r>
+        <w:rPr>
+          <w:b w:val="0"/>
+        </w:rPr>
+        <w:t>s and denominator.</w:t>
+      </w:r>
+    </w:p>
+    <w:p>
+      <w:pPr>
+        <w:spacing w:line="336" w:lineRule="auto" w:after="180"/>
+        <w:shd w:fill="F4F9FC"/>
+      </w:pPr>
+      <w:r>
+        <w:rPr>
+          <w:b w:val="0"/>
+        </w:rPr>
+        <w:t xml:space="preserve">TRACE  Explain the data, code or decision </w:t>
+      </w:r>
+      <w:r>
+        <w:rPr>
+          <w:b/>
+        </w:rPr>
+        <w:t>path</w:t>
+      </w:r>
+      <w:r>
+        <w:rPr>
+          <w:b w:val="0"/>
+        </w:rPr>
+        <w:t>.</w:t>
+      </w:r>
+    </w:p>
+    <w:p>
+      <w:pPr>
+        <w:spacing w:line="336" w:lineRule="auto" w:after="180"/>
+        <w:shd w:fill="F4F9FC"/>
+      </w:pPr>
+      <w:r>
+        <w:rPr>
+          <w:b w:val="0"/>
+        </w:rPr>
+        <w:t xml:space="preserve">DIAGNOSE  If notebook cells eventually run, execution order and </w:t>
+      </w:r>
+      <w:r>
+        <w:rPr>
+          <w:b/>
+        </w:rPr>
+        <w:t>data type</w:t>
+      </w:r>
+      <w:r>
+        <w:rPr>
+          <w:b w:val="0"/>
+        </w:rPr>
+        <w:t>s do not matter.</w:t>
+      </w:r>
+    </w:p>
+    <w:p>
+      <w:pPr>
+        <w:spacing w:line="336" w:lineRule="auto" w:after="180"/>
+        <w:shd w:fill="F4F9FC"/>
+      </w:pPr>
+      <w:r>
+        <w:rPr>
+          <w:b w:val="0"/>
+        </w:rPr>
         <w:t>TRANSFER  Solve a fresh dataset or model case.</w:t>
       </w:r>
     </w:p>
     <w:p>
-      <w:r>
-        <w:t>IMPROVE  Change one cause and rerun fixed evidence.</w:t>
-      </w:r>
-    </w:p>
-    <w:p>
-      <w:r>
+      <w:pPr>
+        <w:spacing w:line="336" w:lineRule="auto" w:after="180"/>
+      </w:pPr>
+      <w:r>
+        <w:rPr>
+          <w:b w:val="0"/>
+        </w:rPr>
+        <w:t xml:space="preserve">IMPROVE  Change one cause and rerun fixed </w:t>
+      </w:r>
+      <w:r>
+        <w:rPr>
+          <w:b/>
+        </w:rPr>
+        <w:t>evidence</w:t>
+      </w:r>
+      <w:r>
+        <w:rPr>
+          <w:b w:val="0"/>
+        </w:rPr>
+        <w:t>.</w:t>
+      </w:r>
+    </w:p>
+    <w:p>
+      <w:pPr>
+        <w:spacing w:line="336" w:lineRule="auto" w:after="180"/>
+        <w:shd w:fill="F4F9FC"/>
+      </w:pPr>
+      <w:r>
+        <w:rPr>
+          <w:b w:val="0"/>
+        </w:rPr>
         <w:t>DEFEND  State intended use, metric, limitation, and human responsibility.</w:t>
       </w:r>
     </w:p>
     <w:p>
-      <w:r>
+      <w:pPr>
+        <w:spacing w:line="336" w:lineRule="auto" w:after="180"/>
+        <w:shd w:fill="F1F6F8"/>
+      </w:pPr>
+      <w:r>
+        <w:rPr>
+          <w:b w:val="0"/>
+        </w:rPr>
         <w:t>MASTERY RULE  A coached calculation becomes mastery only after a different case is completed independently.</w:t>
       </w:r>
     </w:p>
@@ -3778,6 +5849,17 @@
     </w:p>
     <w:p>
       <w:r>
+        <w:t>Apply this week’s idea to Responsible Plant Classifier. Keep an annotated decision and the evidence supporting it.</w:t>
+      </w:r>
+    </w:p>
+    <w:p>
+      <w:pPr>
+        <w:spacing w:line="336" w:lineRule="auto" w:after="180"/>
+      </w:pPr>
+      <w:r>
+        <w:rPr>
+          <w:b/>
+        </w:rPr>
         <w:t>CUMULATIVE PROJECT</w:t>
       </w:r>
     </w:p>
@@ -3790,8 +5872,26 @@
       </w:r>
     </w:p>
     <w:p>
-      <w:r>
-        <w:t>Every week adds one reviewable artifact to the same evidence-based capstone.</w:t>
+      <w:pPr>
+        <w:spacing w:line="336" w:lineRule="auto" w:after="180"/>
+      </w:pPr>
+      <w:r>
+        <w:rPr>
+          <w:b w:val="0"/>
+        </w:rPr>
+        <w:t xml:space="preserve">Every week adds one reviewable artifact to the same </w:t>
+      </w:r>
+      <w:r>
+        <w:rPr>
+          <w:b/>
+        </w:rPr>
+        <w:t>evidence</w:t>
+      </w:r>
+      <w:r>
+        <w:rPr>
+          <w:b w:val="0"/>
+        </w:rPr>
+        <w:t>-based capstone.</w:t>
       </w:r>
     </w:p>
     <w:p>
@@ -3831,43 +5931,146 @@
       </w:r>
     </w:p>
     <w:p>
-      <w:r>
-        <w:t>THIS WEEK'S CHECKPOINT  Create a tiny five-row plant table with explicit column names, types, units, and a reproducible summary calculation.</w:t>
-      </w:r>
-    </w:p>
-    <w:p>
-      <w:r>
+      <w:pPr>
+        <w:spacing w:line="336" w:lineRule="auto" w:after="180"/>
+        <w:shd w:fill="EDF7F3"/>
+      </w:pPr>
+      <w:r>
+        <w:rPr>
+          <w:b w:val="0"/>
+        </w:rPr>
+        <w:t xml:space="preserve">THIS WEEK'S CHECKPOINT  Create a tiny five-row plant table with explicit column names, </w:t>
+      </w:r>
+      <w:r>
+        <w:rPr>
+          <w:b/>
+        </w:rPr>
+        <w:t>type</w:t>
+      </w:r>
+      <w:r>
+        <w:rPr>
+          <w:b w:val="0"/>
+        </w:rPr>
+        <w:t xml:space="preserve">s, </w:t>
+      </w:r>
+      <w:r>
+        <w:rPr>
+          <w:b/>
+        </w:rPr>
+        <w:t>unit</w:t>
+      </w:r>
+      <w:r>
+        <w:rPr>
+          <w:b w:val="0"/>
+        </w:rPr>
+        <w:t>s, and a reproducible summary calculation.</w:t>
+      </w:r>
+    </w:p>
+    <w:p>
+      <w:pPr>
+        <w:spacing w:line="336" w:lineRule="auto" w:after="180"/>
+        <w:shd w:fill="F5F1FB"/>
+      </w:pPr>
+      <w:r>
+        <w:rPr>
+          <w:b w:val="0"/>
+        </w:rPr>
         <w:t>Which requirement or risk does this artifact address?</w:t>
       </w:r>
     </w:p>
     <w:p>
-      <w:r>
+      <w:pPr>
+        <w:spacing w:line="336" w:lineRule="auto" w:after="180"/>
+        <w:shd w:fill="F5F1FB"/>
+      </w:pPr>
+      <w:r>
+        <w:rPr>
+          <w:b w:val="0"/>
+        </w:rPr>
         <w:t>Which dataset, split, code, and metric version does it use?</w:t>
       </w:r>
     </w:p>
     <w:p>
-      <w:r>
+      <w:pPr>
+        <w:spacing w:line="336" w:lineRule="auto" w:after="180"/>
+        <w:shd w:fill="F5F1FB"/>
+      </w:pPr>
+      <w:r>
+        <w:rPr>
+          <w:b w:val="0"/>
+        </w:rPr>
         <w:t>What normal and shifted cases were tested?</w:t>
       </w:r>
     </w:p>
     <w:p>
-      <w:r>
+      <w:pPr>
+        <w:spacing w:line="336" w:lineRule="auto" w:after="180"/>
+        <w:shd w:fill="F5F1FB"/>
+      </w:pPr>
+      <w:r>
+        <w:rPr>
+          <w:b w:val="0"/>
+        </w:rPr>
         <w:t>What remains uncertain or weak?</w:t>
       </w:r>
     </w:p>
     <w:p>
-      <w:r>
+      <w:pPr>
+        <w:spacing w:line="336" w:lineRule="auto" w:after="180"/>
+        <w:shd w:fill="F5F1FB"/>
+      </w:pPr>
+      <w:r>
+        <w:rPr>
+          <w:b w:val="0"/>
+        </w:rPr>
         <w:t>What decision still belongs to a teacher or qualified human?</w:t>
       </w:r>
     </w:p>
     <w:p>
-      <w:r>
-        <w:t>RESPONSIBLE RELEASE  Never use this classroom prototype for medical, pesticide, agricultural, or other consequential decisions.</w:t>
-      </w:r>
-    </w:p>
-    <w:p>
-      <w:r>
-        <w:t>My evidence-linked project decision:</w:t>
+      <w:pPr>
+        <w:spacing w:line="336" w:lineRule="auto" w:after="180"/>
+        <w:shd w:fill="FFF5E6"/>
+      </w:pPr>
+      <w:r>
+        <w:rPr>
+          <w:b w:val="0"/>
+        </w:rPr>
+        <w:t>RESPONSIBLE RELEASE  Never use this classroom proto</w:t>
+      </w:r>
+      <w:r>
+        <w:rPr>
+          <w:b/>
+        </w:rPr>
+        <w:t>type</w:t>
+      </w:r>
+      <w:r>
+        <w:rPr>
+          <w:b w:val="0"/>
+        </w:rPr>
+        <w:t xml:space="preserve"> for medical, pesticide, agricultural, or other consequential decisions.</w:t>
+      </w:r>
+    </w:p>
+    <w:p>
+      <w:pPr>
+        <w:spacing w:line="336" w:lineRule="auto" w:after="180"/>
+      </w:pPr>
+      <w:r>
+        <w:rPr>
+          <w:b w:val="0"/>
+        </w:rPr>
+        <w:t xml:space="preserve">My </w:t>
+      </w:r>
+      <w:r>
+        <w:rPr>
+          <w:b/>
+        </w:rPr>
+        <w:t>evidence</w:t>
+      </w:r>
+      <w:r>
+        <w:rPr>
+          <w:b w:val="0"/>
+        </w:rPr>
+        <w:t>-linked project decision:</w:t>
       </w:r>
     </w:p>
     <w:p>
@@ -3879,8 +6082,37 @@
       </w:r>
     </w:p>
     <w:p>
-      <w:r>
-        <w:t>For your Responsible Plant Classifier, save the input, procedure, observed result and limitation of this check. Label this worked example as practice; use a different, previously unreviewed case when checking independent understanding.</w:t>
+      <w:pPr>
+        <w:spacing w:line="336" w:lineRule="auto" w:after="180"/>
+      </w:pPr>
+      <w:r>
+        <w:rPr>
+          <w:b w:val="0"/>
+        </w:rPr>
+        <w:t xml:space="preserve">For your Responsible Plant Classifier, save the </w:t>
+      </w:r>
+      <w:r>
+        <w:rPr>
+          <w:b/>
+        </w:rPr>
+        <w:t>input</w:t>
+      </w:r>
+      <w:r>
+        <w:rPr>
+          <w:b w:val="0"/>
+        </w:rPr>
+        <w:t>, procedure, observed result and limitation of this check.</w:t>
+      </w:r>
+    </w:p>
+    <w:p>
+      <w:pPr>
+        <w:spacing w:line="336" w:lineRule="auto" w:after="180"/>
+      </w:pPr>
+      <w:r>
+        <w:rPr>
+          <w:b w:val="0"/>
+        </w:rPr>
+        <w:t>Label this worked example as practice; use a different, previously unreviewed case when checking independent understanding.</w:t>
       </w:r>
     </w:p>
     <w:p>
@@ -3893,6 +6125,17 @@
     </w:p>
     <w:p>
       <w:r>
+        <w:t>Use a genuinely new case for independent evidence. Previously discussed examples remain practice; use the separately named independent case before feedback.</w:t>
+      </w:r>
+    </w:p>
+    <w:p>
+      <w:pPr>
+        <w:spacing w:line="336" w:lineRule="auto" w:after="180"/>
+      </w:pPr>
+      <w:r>
+        <w:rPr>
+          <w:b/>
+        </w:rPr>
         <w:t>INDEPENDENT PROOF</w:t>
       </w:r>
     </w:p>
@@ -3905,7 +6148,13 @@
       </w:r>
     </w:p>
     <w:p>
-      <w:r>
+      <w:pPr>
+        <w:spacing w:line="336" w:lineRule="auto" w:after="180"/>
+      </w:pPr>
+      <w:r>
+        <w:rPr>
+          <w:b w:val="0"/>
+        </w:rPr>
         <w:t>Complete this with a fresh case after guided practice and compare it with the mastery criteria.</w:t>
       </w:r>
     </w:p>
@@ -3946,48 +6195,156 @@
       </w:r>
     </w:p>
     <w:p>
-      <w:r>
-        <w:t>REQUIRED PROOF  Trace a short notebook state and repair two type or missing-field errors.</w:t>
-      </w:r>
-    </w:p>
-    <w:p>
-      <w:r>
+      <w:pPr>
+        <w:pStyle w:val="Heading3"/>
+      </w:pPr>
+      <w:r>
+        <w:t>What success looks like</w:t>
+      </w:r>
+    </w:p>
+    <w:p>
+      <w:pPr>
+        <w:spacing w:line="336" w:lineRule="auto" w:after="180"/>
+        <w:shd w:fill="EDF7F3"/>
+      </w:pPr>
+      <w:r>
+        <w:rPr>
+          <w:b w:val="0"/>
+        </w:rPr>
+        <w:t xml:space="preserve">REQUIRED PROOF  Trace a short notebook state and repair two </w:t>
+      </w:r>
+      <w:r>
+        <w:rPr>
+          <w:b/>
+        </w:rPr>
+        <w:t>type</w:t>
+      </w:r>
+      <w:r>
+        <w:rPr>
+          <w:b w:val="0"/>
+        </w:rPr>
+        <w:t xml:space="preserve"> or missing-field errors.</w:t>
+      </w:r>
+    </w:p>
+    <w:p>
+      <w:pPr>
+        <w:spacing w:line="336" w:lineRule="auto" w:after="180"/>
+      </w:pPr>
+      <w:r>
+        <w:rPr>
+          <w:b w:val="0"/>
+        </w:rPr>
         <w:t>□ Define the task, feature/target roles, and intended-use boundary.</w:t>
       </w:r>
     </w:p>
     <w:p>
-      <w:r>
+      <w:pPr>
+        <w:spacing w:line="336" w:lineRule="auto" w:after="180"/>
+      </w:pPr>
+      <w:r>
+        <w:rPr>
+          <w:b w:val="0"/>
+        </w:rPr>
         <w:t>□ Show the calculation, code trace, or experiment record.</w:t>
       </w:r>
     </w:p>
     <w:p>
-      <w:r>
+      <w:pPr>
+        <w:spacing w:line="336" w:lineRule="auto" w:after="180"/>
+      </w:pPr>
+      <w:r>
+        <w:rPr>
+          <w:b w:val="0"/>
+        </w:rPr>
         <w:t>□ Test a normal case and one revealing boundary, missing, or shifted case.</w:t>
       </w:r>
     </w:p>
     <w:p>
-      <w:r>
+      <w:pPr>
+        <w:spacing w:line="336" w:lineRule="auto" w:after="180"/>
+      </w:pPr>
+      <w:r>
+        <w:rPr>
+          <w:b w:val="0"/>
+        </w:rPr>
         <w:t>□ Diagnose one failure without changing several factors at once.</w:t>
       </w:r>
     </w:p>
     <w:p>
-      <w:r>
+      <w:pPr>
+        <w:spacing w:line="336" w:lineRule="auto" w:after="180"/>
+      </w:pPr>
+      <w:r>
+        <w:rPr>
+          <w:b w:val="0"/>
+        </w:rPr>
         <w:t>□ Name a limitation, fairness concern, and the human-review action.</w:t>
       </w:r>
     </w:p>
     <w:p>
-      <w:r>
-        <w:t>Independent evidence and defense:</w:t>
-      </w:r>
-    </w:p>
-    <w:p>
-      <w:r>
+      <w:pPr>
+        <w:spacing w:line="336" w:lineRule="auto" w:after="180"/>
+      </w:pPr>
+      <w:r>
+        <w:rPr>
+          <w:b w:val="0"/>
+        </w:rPr>
+        <w:t xml:space="preserve">Independent </w:t>
+      </w:r>
+      <w:r>
+        <w:rPr>
+          <w:b/>
+        </w:rPr>
+        <w:t>evidence</w:t>
+      </w:r>
+      <w:r>
+        <w:rPr>
+          <w:b w:val="0"/>
+        </w:rPr>
+        <w:t xml:space="preserve"> and defense:</w:t>
+      </w:r>
+    </w:p>
+    <w:p>
+      <w:pPr>
+        <w:spacing w:line="336" w:lineRule="auto" w:after="180"/>
+      </w:pPr>
+      <w:r>
+        <w:rPr>
+          <w:b w:val="0"/>
+        </w:rPr>
         <w:t>My level:  □ Not yet  □ With one hint  □ Independently  □ I can teach and defend it</w:t>
       </w:r>
     </w:p>
     <w:p>
-      <w:r>
-        <w:t>NEXT BRIDGE  Carry the experiment evidence into: Inspect Before Modeling.</w:t>
+      <w:pPr>
+        <w:pStyle w:val="Heading3"/>
+      </w:pPr>
+      <w:r>
+        <w:t>Connect to the next lesson</w:t>
+      </w:r>
+    </w:p>
+    <w:p>
+      <w:pPr>
+        <w:spacing w:line="336" w:lineRule="auto" w:after="180"/>
+        <w:shd w:fill="F1F6F8"/>
+      </w:pPr>
+      <w:r>
+        <w:rPr>
+          <w:b w:val="0"/>
+        </w:rPr>
+        <w:t xml:space="preserve">NEXT BRIDGE  Carry the experiment </w:t>
+      </w:r>
+      <w:r>
+        <w:rPr>
+          <w:b/>
+        </w:rPr>
+        <w:t>evidence</w:t>
+      </w:r>
+      <w:r>
+        <w:rPr>
+          <w:b w:val="0"/>
+        </w:rPr>
+        <w:t xml:space="preserve"> into: Inspect Before Modeling.</w:t>
       </w:r>
     </w:p>
     <w:p>
@@ -3999,6 +6356,11 @@
       </w:r>
     </w:p>
     <w:p>
+      <w:r>
+        <w:t>Revisit the complete Python and Table Readiness case for supported practice. Repeated examples do not become fresh assessments.</w:t>
+      </w:r>
+    </w:p>
+    <w:p>
       <w:pPr>
         <w:pStyle w:val="Heading3"/>
       </w:pPr>
@@ -4007,7 +6369,13 @@
       </w:r>
     </w:p>
     <w:p>
-      <w:r>
+      <w:pPr>
+        <w:spacing w:line="336" w:lineRule="auto" w:after="180"/>
+      </w:pPr>
+      <w:r>
+        <w:rPr>
+          <w:b w:val="0"/>
+        </w:rPr>
         <w:t>Use the supplied details to practise the weekly concept before attempting the independent question. This case extends the illustrated lesson.</w:t>
       </w:r>
     </w:p>
@@ -4020,7 +6388,13 @@
       </w:r>
     </w:p>
     <w:p>
-      <w:r>
+      <w:pPr>
+        <w:spacing w:line="336" w:lineRule="auto" w:after="180"/>
+      </w:pPr>
+      <w:r>
+        <w:rPr>
+          <w:b w:val="0"/>
+        </w:rPr>
         <w:t>Python lengths=[4,6,8]; total=sum(lengths); mean=total/len(lengths).</w:t>
       </w:r>
     </w:p>
@@ -4033,7 +6407,13 @@
       </w:r>
     </w:p>
     <w:p>
-      <w:r>
+      <w:pPr>
+        <w:spacing w:line="336" w:lineRule="auto" w:after="180"/>
+      </w:pPr>
+      <w:r>
+        <w:rPr>
+          <w:b w:val="0"/>
+        </w:rPr>
         <w:t>Trace and handle an empty list.</w:t>
       </w:r>
     </w:p>
@@ -4046,8 +6426,26 @@
       </w:r>
     </w:p>
     <w:p>
-      <w:r>
-        <w:t>Total=18, count=3, mean=6.0. Guard the empty case against division by zero; no mean exists without observations.</w:t>
+      <w:pPr>
+        <w:spacing w:line="336" w:lineRule="auto" w:after="180"/>
+      </w:pPr>
+      <w:r>
+        <w:rPr>
+          <w:b w:val="0"/>
+        </w:rPr>
+        <w:t xml:space="preserve">Total=18, count=3, mean=6.0. Guard the empty case against division by zero; no mean exists without </w:t>
+      </w:r>
+      <w:r>
+        <w:rPr>
+          <w:b/>
+        </w:rPr>
+        <w:t>observation</w:t>
+      </w:r>
+      <w:r>
+        <w:rPr>
+          <w:b w:val="0"/>
+        </w:rPr>
+        <w:t>s.</w:t>
       </w:r>
     </w:p>
     <w:p>
@@ -4059,7 +6457,14 @@
       </w:r>
     </w:p>
     <w:p>
-      <w:r>
+      <w:pPr>
+        <w:spacing w:line="336" w:lineRule="auto" w:after="180"/>
+        <w:shd w:fill="F5F1FB"/>
+      </w:pPr>
+      <w:r>
+        <w:rPr>
+          <w:b w:val="0"/>
+        </w:rPr>
         <w:t>Which detail supports the answer, and why does it matter?</w:t>
       </w:r>
     </w:p>
@@ -4259,18 +6664,48 @@
       </w:tr>
     </w:tbl>
     <w:p>
-      <w:r>
+      <w:pPr>
+        <w:spacing w:line="336" w:lineRule="auto" w:after="180"/>
+      </w:pPr>
+      <w:r>
+        <w:rPr>
+          <w:b w:val="0"/>
+        </w:rPr>
         <w:t>Python lengths=[4,6,8]; total=sum(lengths); mean=total/len(lengths).</w:t>
       </w:r>
     </w:p>
     <w:p>
-      <w:r>
+      <w:pPr>
+        <w:spacing w:line="336" w:lineRule="auto" w:after="180"/>
+      </w:pPr>
+      <w:r>
+        <w:rPr>
+          <w:b w:val="0"/>
+        </w:rPr>
         <w:t>Trace and handle an empty list.</w:t>
       </w:r>
     </w:p>
     <w:p>
-      <w:r>
-        <w:t>Total=18, count=3, mean=6.0. Guard the empty case against division by zero; no mean exists without observations.</w:t>
+      <w:pPr>
+        <w:spacing w:line="336" w:lineRule="auto" w:after="180"/>
+      </w:pPr>
+      <w:r>
+        <w:rPr>
+          <w:b w:val="0"/>
+        </w:rPr>
+        <w:t xml:space="preserve">Total=18, count=3, mean=6.0. Guard the empty case against division by zero; no mean exists without </w:t>
+      </w:r>
+      <w:r>
+        <w:rPr>
+          <w:b/>
+        </w:rPr>
+        <w:t>observation</w:t>
+      </w:r>
+      <w:r>
+        <w:rPr>
+          <w:b w:val="0"/>
+        </w:rPr>
+        <w:t>s.</w:t>
       </w:r>
     </w:p>
     <w:p>
@@ -4282,6 +6717,11 @@
       </w:r>
     </w:p>
     <w:p>
+      <w:r>
+        <w:t>Attempt the reserved new case before feedback. Record support; the earlier examples below remain additional practice.</w:t>
+      </w:r>
+    </w:p>
+    <w:p>
       <w:pPr>
         <w:pStyle w:val="Heading3"/>
       </w:pPr>
@@ -4290,7 +6730,14 @@
       </w:r>
     </w:p>
     <w:p>
-      <w:r>
+      <w:pPr>
+        <w:spacing w:line="336" w:lineRule="auto" w:after="180"/>
+        <w:shd w:fill="F5F1FB"/>
+      </w:pPr>
+      <w:r>
+        <w:rPr>
+          <w:b w:val="0"/>
+        </w:rPr>
         <w:t>Supplied values are3,7,14. Compute their mean. What should a function report for an empty list? How should it handle a missing fourth record?</w:t>
       </w:r>
     </w:p>
@@ -4338,7 +6785,13 @@
       </w:r>
     </w:p>
     <w:p>
-      <w:r>
+      <w:pPr>
+        <w:spacing w:line="336" w:lineRule="auto" w:after="180"/>
+      </w:pPr>
+      <w:r>
+        <w:rPr>
+          <w:b w:val="0"/>
+        </w:rPr>
         <w:t>Attempt this case before feedback. Record any help. Earlier examples below are further practice; a case already practised with feedback cannot establish fresh transfer.</w:t>
       </w:r>
     </w:p>
@@ -4351,18 +6804,42 @@
       </w:r>
     </w:p>
     <w:p>
-      <w:r>
+      <w:pPr>
+        <w:spacing w:line="336" w:lineRule="auto" w:after="180"/>
+      </w:pPr>
+      <w:r>
+        <w:rPr>
+          <w:b w:val="0"/>
+        </w:rPr>
         <w:t>Close the worked explanation. Apply the idea to this different question without copying.</w:t>
       </w:r>
     </w:p>
     <w:p>
-      <w:r>
+      <w:pPr>
+        <w:spacing w:line="336" w:lineRule="auto" w:after="180"/>
+      </w:pPr>
+      <w:r>
+        <w:rPr>
+          <w:b w:val="0"/>
+        </w:rPr>
         <w:t>Trace Python: lengths = [4, 7, 9]; selected = lengths[1]; total = selected + 3. Give selected and total.</w:t>
       </w:r>
     </w:p>
     <w:p>
-      <w:r>
-        <w:t>My answer, with a trace, calculation or supporting evidence</w:t>
+      <w:pPr>
+        <w:spacing w:line="336" w:lineRule="auto" w:after="180"/>
+      </w:pPr>
+      <w:r>
+        <w:rPr>
+          <w:b w:val="0"/>
+        </w:rPr>
+        <w:t xml:space="preserve">My answer, with a trace, calculation or supporting </w:t>
+      </w:r>
+      <w:r>
+        <w:rPr>
+          <w:b/>
+        </w:rPr>
+        <w:t>evidence</w:t>
       </w:r>
     </w:p>
     <w:p>
@@ -4407,13 +6884,37 @@
       </w:r>
     </w:p>
     <w:p>
-      <w:r>
+      <w:pPr>
+        <w:spacing w:line="336" w:lineRule="auto" w:after="180"/>
+      </w:pPr>
+      <w:r>
+        <w:rPr>
+          <w:b w:val="0"/>
+        </w:rPr>
         <w:t>Change one relevant detail. Predict the result before testing. Include a boundary or missing-information case when it helps reveal a limit.</w:t>
       </w:r>
     </w:p>
     <w:p>
-      <w:r>
-        <w:t>My changed input and expected result</w:t>
+      <w:pPr>
+        <w:spacing w:line="336" w:lineRule="auto" w:after="180"/>
+      </w:pPr>
+      <w:r>
+        <w:rPr>
+          <w:b w:val="0"/>
+        </w:rPr>
+        <w:t xml:space="preserve">My changed </w:t>
+      </w:r>
+      <w:r>
+        <w:rPr>
+          <w:b/>
+        </w:rPr>
+        <w:t>input</w:t>
+      </w:r>
+      <w:r>
+        <w:rPr>
+          <w:b w:val="0"/>
+        </w:rPr>
+        <w:t xml:space="preserve"> and expected result</w:t>
       </w:r>
     </w:p>
     <w:p>
@@ -4458,13 +6959,61 @@
       </w:r>
     </w:p>
     <w:p>
-      <w:r>
-        <w:t>Create a tiny five-row plant table with explicit column names, types, units, and a reproducible summary calculation.</w:t>
-      </w:r>
-    </w:p>
-    <w:p>
-      <w:r>
-        <w:t>The evidence I will keep</w:t>
+      <w:pPr>
+        <w:spacing w:line="336" w:lineRule="auto" w:after="180"/>
+      </w:pPr>
+      <w:r>
+        <w:rPr>
+          <w:b w:val="0"/>
+        </w:rPr>
+        <w:t xml:space="preserve">Create a tiny five-row plant table with explicit column names, </w:t>
+      </w:r>
+      <w:r>
+        <w:rPr>
+          <w:b/>
+        </w:rPr>
+        <w:t>type</w:t>
+      </w:r>
+      <w:r>
+        <w:rPr>
+          <w:b w:val="0"/>
+        </w:rPr>
+        <w:t xml:space="preserve">s, </w:t>
+      </w:r>
+      <w:r>
+        <w:rPr>
+          <w:b/>
+        </w:rPr>
+        <w:t>unit</w:t>
+      </w:r>
+      <w:r>
+        <w:rPr>
+          <w:b w:val="0"/>
+        </w:rPr>
+        <w:t>s, and a reproducible summary calculation.</w:t>
+      </w:r>
+    </w:p>
+    <w:p>
+      <w:pPr>
+        <w:spacing w:line="336" w:lineRule="auto" w:after="180"/>
+      </w:pPr>
+      <w:r>
+        <w:rPr>
+          <w:b w:val="0"/>
+        </w:rPr>
+        <w:t xml:space="preserve">The </w:t>
+      </w:r>
+      <w:r>
+        <w:rPr>
+          <w:b/>
+        </w:rPr>
+        <w:t>evidence</w:t>
+      </w:r>
+      <w:r>
+        <w:rPr>
+          <w:b w:val="0"/>
+        </w:rPr>
+        <w:t xml:space="preserve"> I will keep</w:t>
       </w:r>
     </w:p>
     <w:p>
@@ -4501,8 +7050,26 @@
       </w:r>
     </w:p>
     <w:p>
-      <w:r>
-        <w:t>Your teacher has the independent answer and scoring criteria. Complete the matching workbook week to keep your practice evidence together.</w:t>
+      <w:pPr>
+        <w:spacing w:line="336" w:lineRule="auto" w:after="180"/>
+      </w:pPr>
+      <w:r>
+        <w:rPr>
+          <w:b w:val="0"/>
+        </w:rPr>
+        <w:t xml:space="preserve">Your teacher has the independent answer and scoring criteria. Complete the matching workbook week to keep your practice </w:t>
+      </w:r>
+      <w:r>
+        <w:rPr>
+          <w:b/>
+        </w:rPr>
+        <w:t>evidence</w:t>
+      </w:r>
+      <w:r>
+        <w:rPr>
+          <w:b w:val="0"/>
+        </w:rPr>
+        <w:t xml:space="preserve"> together.</w:t>
       </w:r>
     </w:p>
     <w:p>
@@ -4514,7 +7081,13 @@
       </w:r>
     </w:p>
     <w:p>
-      <w:r>
+      <w:pPr>
+        <w:spacing w:line="336" w:lineRule="auto" w:after="180"/>
+      </w:pPr>
+      <w:r>
+        <w:rPr>
+          <w:b w:val="0"/>
+        </w:rPr>
         <w:t>Trace mean for [4,8,12] using sum(values)/len(values). What should the program do for []? Explain why returning 0 silently is misleading.</w:t>
       </w:r>
     </w:p>
@@ -4570,8 +7143,25 @@
       </w:r>
     </w:p>
     <w:p>
-      <w:r>
-        <w:t>Attempt the independent case before hints. Record whether you worked alone, used a hint or followed a model. After feedback, fix the first unsupported step and explain why it changed. A later check uses a changed case, not a copied answer.</w:t>
+      <w:pPr>
+        <w:spacing w:line="336" w:lineRule="auto" w:after="180"/>
+      </w:pPr>
+      <w:r>
+        <w:rPr>
+          <w:b w:val="0"/>
+        </w:rPr>
+        <w:t>Attempt the independent case before hints. Record whether you worked alone, used a hint or followed a model. After feedback, fix the first unsupported step and explain why it changed.</w:t>
+      </w:r>
+    </w:p>
+    <w:p>
+      <w:pPr>
+        <w:spacing w:line="336" w:lineRule="auto" w:after="180"/>
+      </w:pPr>
+      <w:r>
+        <w:rPr>
+          <w:b w:val="0"/>
+        </w:rPr>
+        <w:t>A later check uses a changed case, not a copied answer.</w:t>
       </w:r>
     </w:p>
     <w:p>
@@ -4584,6 +7174,17 @@
     </w:p>
     <w:p>
       <w:r>
+        <w:t>Use this map to navigate Python and Table Readiness, connect the goals to tasks and keep one evidence record for each attempt.</w:t>
+      </w:r>
+    </w:p>
+    <w:p>
+      <w:pPr>
+        <w:spacing w:line="336" w:lineRule="auto" w:after="180"/>
+      </w:pPr>
+      <w:r>
+        <w:rPr>
+          <w:b w:val="0"/>
+        </w:rPr>
         <w:t>Start with this question: Inspect a small table before asking Python to compute an average.</w:t>
       </w:r>
     </w:p>
@@ -4690,13 +7291,61 @@
       </w:tr>
     </w:tbl>
     <w:p>
-      <w:r>
-        <w:t>Remember → watch and explain → try with help → investigate → try independently → keep project evidence. Your teacher may spread this lesson across several classes.</w:t>
-      </w:r>
-    </w:p>
-    <w:p>
-      <w:r>
-        <w:t>Keep your first prediction. Compare it with what the evidence shows and explain any change.</w:t>
+      <w:pPr>
+        <w:spacing w:line="336" w:lineRule="auto" w:after="180"/>
+      </w:pPr>
+      <w:r>
+        <w:rPr>
+          <w:b w:val="0"/>
+        </w:rPr>
+        <w:t xml:space="preserve">Remember → watch and explain → try with help → investigate → try independently → keep project </w:t>
+      </w:r>
+      <w:r>
+        <w:rPr>
+          <w:b/>
+        </w:rPr>
+        <w:t>evidence</w:t>
+      </w:r>
+      <w:r>
+        <w:rPr>
+          <w:b w:val="0"/>
+        </w:rPr>
+        <w:t>. Your teacher may spread this lesson across several classes.</w:t>
+      </w:r>
+    </w:p>
+    <w:p>
+      <w:pPr>
+        <w:spacing w:line="336" w:lineRule="auto" w:after="180"/>
+      </w:pPr>
+      <w:r>
+        <w:rPr>
+          <w:b w:val="0"/>
+        </w:rPr>
+        <w:t xml:space="preserve">Keep your first </w:t>
+      </w:r>
+      <w:r>
+        <w:rPr>
+          <w:b/>
+        </w:rPr>
+        <w:t>prediction</w:t>
+      </w:r>
+      <w:r>
+        <w:rPr>
+          <w:b w:val="0"/>
+        </w:rPr>
+        <w:t xml:space="preserve">. Compare it with what the </w:t>
+      </w:r>
+      <w:r>
+        <w:rPr>
+          <w:b/>
+        </w:rPr>
+        <w:t>evidence</w:t>
+      </w:r>
+      <w:r>
+        <w:rPr>
+          <w:b w:val="0"/>
+        </w:rPr>
+        <w:t xml:space="preserve"> shows and explain any change.</w:t>
       </w:r>
     </w:p>
     <w:p>
@@ -4709,7 +7358,24 @@
     </w:p>
     <w:p>
       <w:r>
-        <w:t>Close your notes. Explain this goal in your own words: Specify a table schema</w:t>
+        <w:t>Explain Python and Table Readiness without notes, identify a remaining question and plan a later check with a changed case.</w:t>
+      </w:r>
+    </w:p>
+    <w:p>
+      <w:pPr>
+        <w:spacing w:line="336" w:lineRule="auto" w:after="180"/>
+      </w:pPr>
+      <w:r>
+        <w:rPr>
+          <w:b w:val="0"/>
+        </w:rPr>
+        <w:t xml:space="preserve">Close your notes. Explain this goal in your own words: Specify a table </w:t>
+      </w:r>
+      <w:r>
+        <w:rPr>
+          <w:b/>
+        </w:rPr>
+        <w:t>schema</w:t>
       </w:r>
     </w:p>
     <w:p>
@@ -4746,13 +7412,61 @@
       </w:r>
     </w:p>
     <w:p>
-      <w:r>
-        <w:t>If you are unsure, return to the worked picture and explain one arrow. If you are ready, change an input or assumption and justify your prediction.</w:t>
-      </w:r>
-    </w:p>
-    <w:p>
-      <w:r>
-        <w:t>Save your workbook evidence. At the next review, try a different case before opening your old answer.</w:t>
+      <w:pPr>
+        <w:spacing w:line="336" w:lineRule="auto" w:after="180"/>
+      </w:pPr>
+      <w:r>
+        <w:rPr>
+          <w:b w:val="0"/>
+        </w:rPr>
+        <w:t xml:space="preserve">If you are unsure, return to the worked picture and explain one arrow. If you are ready, change an </w:t>
+      </w:r>
+      <w:r>
+        <w:rPr>
+          <w:b/>
+        </w:rPr>
+        <w:t>input</w:t>
+      </w:r>
+      <w:r>
+        <w:rPr>
+          <w:b w:val="0"/>
+        </w:rPr>
+        <w:t xml:space="preserve"> or assumption and justify your </w:t>
+      </w:r>
+      <w:r>
+        <w:rPr>
+          <w:b/>
+        </w:rPr>
+        <w:t>prediction</w:t>
+      </w:r>
+      <w:r>
+        <w:rPr>
+          <w:b w:val="0"/>
+        </w:rPr>
+        <w:t>.</w:t>
+      </w:r>
+    </w:p>
+    <w:p>
+      <w:pPr>
+        <w:spacing w:line="336" w:lineRule="auto" w:after="180"/>
+      </w:pPr>
+      <w:r>
+        <w:rPr>
+          <w:b w:val="0"/>
+        </w:rPr>
+        <w:t xml:space="preserve">Save your workbook </w:t>
+      </w:r>
+      <w:r>
+        <w:rPr>
+          <w:b/>
+        </w:rPr>
+        <w:t>evidence</w:t>
+      </w:r>
+      <w:r>
+        <w:rPr>
+          <w:b w:val="0"/>
+        </w:rPr>
+        <w:t>. At the next review, try a different case before opening your old answer.</w:t>
       </w:r>
     </w:p>
     <w:p>
@@ -4765,11 +7479,28 @@
     </w:p>
     <w:p>
       <w:r>
+        <w:t>Attempt supported questions before using hints or feedback. Review a missing building block, then keep the completed work.</w:t>
+      </w:r>
+    </w:p>
+    <w:p>
+      <w:pPr>
+        <w:spacing w:line="336" w:lineRule="auto" w:after="180"/>
+      </w:pPr>
+      <w:r>
+        <w:rPr>
+          <w:b w:val="0"/>
+        </w:rPr>
         <w:t>Use this supported practice once, in the browser or on paper. Keep the reserved independent assessment for a separate first attempt before teacher feedback.</w:t>
       </w:r>
     </w:p>
     <w:p>
-      <w:r>
+      <w:pPr>
+        <w:spacing w:line="336" w:lineRule="auto" w:after="180"/>
+      </w:pPr>
+      <w:r>
+        <w:rPr>
+          <w:b w:val="0"/>
+        </w:rPr>
         <w:t>Inspect a small table before asking Python to compute an average.</w:t>
       </w:r>
     </w:p>
@@ -4782,22 +7513,49 @@
       </w:r>
     </w:p>
     <w:p>
-      <w:r>
+      <w:pPr>
+        <w:spacing w:line="336" w:lineRule="auto" w:after="180"/>
+      </w:pPr>
+      <w:r>
+        <w:rPr>
+          <w:b w:val="0"/>
+        </w:rPr>
         <w:t>Which labelled step matches this detail? Report 3/4 measured, retaining the missing record separately.</w:t>
       </w:r>
     </w:p>
     <w:p>
-      <w:r>
+      <w:pPr>
+        <w:spacing w:line="336" w:lineRule="auto" w:after="180"/>
+        <w:shd w:fill="F4F9FC"/>
+      </w:pPr>
+      <w:r>
+        <w:rPr>
+          <w:b w:val="0"/>
+        </w:rPr>
         <w:t>1. Check records</w:t>
       </w:r>
     </w:p>
     <w:p>
-      <w:r>
+      <w:pPr>
+        <w:spacing w:line="336" w:lineRule="auto" w:after="180"/>
+        <w:shd w:fill="F4F9FC"/>
+      </w:pPr>
+      <w:r>
+        <w:rPr>
+          <w:b w:val="0"/>
+        </w:rPr>
         <w:t>2. Report coverage</w:t>
       </w:r>
     </w:p>
     <w:p>
-      <w:r>
+      <w:pPr>
+        <w:spacing w:line="336" w:lineRule="auto" w:after="180"/>
+        <w:shd w:fill="F4F9FC"/>
+      </w:pPr>
+      <w:r>
+        <w:rPr>
+          <w:b w:val="0"/>
+        </w:rPr>
         <w:t>3. Calculate mean</w:t>
       </w:r>
     </w:p>
@@ -4835,40 +7593,154 @@
       </w:r>
     </w:p>
     <w:p>
-      <w:r>
+      <w:pPr>
+        <w:pStyle w:val="Heading3"/>
+      </w:pPr>
+      <w:r>
+        <w:t>Hint · try first</w:t>
+      </w:r>
+    </w:p>
+    <w:p>
+      <w:pPr>
+        <w:spacing w:line="336" w:lineRule="auto" w:after="180"/>
+        <w:shd w:fill="F1F6F8"/>
+      </w:pPr>
+      <w:r>
+        <w:rPr>
+          <w:b w:val="0"/>
+        </w:rPr>
         <w:t>Hint if needed: Read the steps in the pictorial case. Match the supplied detail to the stage that performs or records it.</w:t>
       </w:r>
     </w:p>
     <w:p>
-      <w:r>
-        <w:t>After your attempt, compare with the supported explanation: Report coverage Report 3/4 measured, retaining the missing record separately. Read the picture in order. Report 3/4 measured, retaining the missing record separately. The arrows show which recorded input or intermediate result each decision uses. Explain the deciding step aloud before checking the changed case; pointing to the final answer alone does not show how it follows.</w:t>
-      </w:r>
-    </w:p>
-    <w:p>
       <w:pPr>
         <w:pStyle w:val="Heading3"/>
       </w:pPr>
       <w:r>
+        <w:t>Feedback · compare after trying</w:t>
+      </w:r>
+    </w:p>
+    <w:p>
+      <w:pPr>
+        <w:spacing w:line="336" w:lineRule="auto" w:after="180"/>
+        <w:shd w:fill="F1F6FC"/>
+      </w:pPr>
+      <w:r>
+        <w:rPr>
+          <w:b w:val="0"/>
+        </w:rPr>
+        <w:t>After your attempt, compare with the supported explanation: Report coverage Report 3/4 measured, retaining the missing record separately. Read the picture in order. Report 3/4 measured, retaining the missing record separately.</w:t>
+      </w:r>
+    </w:p>
+    <w:p>
+      <w:pPr>
+        <w:spacing w:line="336" w:lineRule="auto" w:after="180"/>
+        <w:shd w:fill="F1F6FC"/>
+      </w:pPr>
+      <w:r>
+        <w:rPr>
+          <w:b w:val="0"/>
+        </w:rPr>
+        <w:t xml:space="preserve">The arrows show which recorded </w:t>
+      </w:r>
+      <w:r>
+        <w:rPr>
+          <w:b/>
+        </w:rPr>
+        <w:t>input</w:t>
+      </w:r>
+      <w:r>
+        <w:rPr>
+          <w:b w:val="0"/>
+        </w:rPr>
+        <w:t xml:space="preserve"> or intermediate result each decision uses. Explain the deciding step aloud before checking the changed case; pointing to the final answer alone does not show how it follows.</w:t>
+      </w:r>
+    </w:p>
+    <w:p>
+      <w:pPr>
+        <w:pStyle w:val="Heading3"/>
+      </w:pPr>
+      <w:r>
         <w:t>Practice 2: explain the deciding evidence</w:t>
       </w:r>
     </w:p>
     <w:p>
-      <w:r>
+      <w:pPr>
+        <w:pStyle w:val="Heading3"/>
+      </w:pPr>
+      <w:r>
+        <w:t>Changed case · predict first</w:t>
+      </w:r>
+    </w:p>
+    <w:p>
+      <w:pPr>
+        <w:spacing w:line="336" w:lineRule="auto" w:after="180"/>
+        <w:shd w:fill="F5F1FB"/>
+      </w:pPr>
+      <w:r>
+        <w:rPr>
+          <w:b w:val="0"/>
+        </w:rPr>
         <w:t>Changed-case practice: S changes from 0 to None. Which conclusion is supported by the supplied facts?</w:t>
       </w:r>
     </w:p>
     <w:p>
-      <w:r>
-        <w:t>1. This one example guarantees correct results for every future input.</w:t>
-      </w:r>
-    </w:p>
-    <w:p>
-      <w:r>
-        <w:t>2. We can decide the result without examining the changed input or the procedure.</w:t>
-      </w:r>
-    </w:p>
-    <w:p>
-      <w:r>
+      <w:pPr>
+        <w:spacing w:line="336" w:lineRule="auto" w:after="180"/>
+        <w:shd w:fill="F4F9FC"/>
+      </w:pPr>
+      <w:r>
+        <w:rPr>
+          <w:b w:val="0"/>
+        </w:rPr>
+        <w:t xml:space="preserve">1. This one example guarantees correct results for every future </w:t>
+      </w:r>
+      <w:r>
+        <w:rPr>
+          <w:b/>
+        </w:rPr>
+        <w:t>input</w:t>
+      </w:r>
+      <w:r>
+        <w:rPr>
+          <w:b w:val="0"/>
+        </w:rPr>
+        <w:t>.</w:t>
+      </w:r>
+    </w:p>
+    <w:p>
+      <w:pPr>
+        <w:spacing w:line="336" w:lineRule="auto" w:after="180"/>
+        <w:shd w:fill="F4F9FC"/>
+      </w:pPr>
+      <w:r>
+        <w:rPr>
+          <w:b w:val="0"/>
+        </w:rPr>
+        <w:t xml:space="preserve">2. We can decide the result without examining the changed </w:t>
+      </w:r>
+      <w:r>
+        <w:rPr>
+          <w:b/>
+        </w:rPr>
+        <w:t>input</w:t>
+      </w:r>
+      <w:r>
+        <w:rPr>
+          <w:b w:val="0"/>
+        </w:rPr>
+        <w:t xml:space="preserve"> or the procedure.</w:t>
+      </w:r>
+    </w:p>
+    <w:p>
+      <w:pPr>
+        <w:spacing w:line="336" w:lineRule="auto" w:after="180"/>
+        <w:shd w:fill="F4F9FC"/>
+      </w:pPr>
+      <w:r>
+        <w:rPr>
+          <w:b w:val="0"/>
+        </w:rPr>
         <w:t>3. Mean becomes (2+6)/2=4 cm with 2/4 measured.</w:t>
       </w:r>
     </w:p>
@@ -4906,12 +7778,42 @@
       </w:r>
     </w:p>
     <w:p>
-      <w:r>
+      <w:pPr>
+        <w:pStyle w:val="Heading3"/>
+      </w:pPr>
+      <w:r>
+        <w:t>Hint · try first</w:t>
+      </w:r>
+    </w:p>
+    <w:p>
+      <w:pPr>
+        <w:spacing w:line="336" w:lineRule="auto" w:after="180"/>
+        <w:shd w:fill="F1F6F8"/>
+      </w:pPr>
+      <w:r>
+        <w:rPr>
+          <w:b w:val="0"/>
+        </w:rPr>
         <w:t>Hint if needed: Use the changed condition and the deciding step in the pictorial trace. The answer must say what follows from those facts.</w:t>
       </w:r>
     </w:p>
     <w:p>
-      <w:r>
+      <w:pPr>
+        <w:pStyle w:val="Heading3"/>
+      </w:pPr>
+      <w:r>
+        <w:t>Feedback · compare after trying</w:t>
+      </w:r>
+    </w:p>
+    <w:p>
+      <w:pPr>
+        <w:spacing w:line="336" w:lineRule="auto" w:after="180"/>
+        <w:shd w:fill="F1F6FC"/>
+      </w:pPr>
+      <w:r>
+        <w:rPr>
+          <w:b w:val="0"/>
+        </w:rPr>
         <w:t>After your attempt, compare with the supported explanation: Mean becomes (2+6)/2=4 cm with 2/4 measured. Removing a measured zero changes both the denominator and the coverage.</w:t>
       </w:r>
     </w:p>
@@ -4924,13 +7826,83 @@
       </w:r>
     </w:p>
     <w:p>
-      <w:r>
-        <w:t>Review Classification or Regression? (ai-4/3). Goal: Identify a task from the meaning of its target. Short practice: Did regression MAE improve when the boundary changed? Point to the relevant step in the picture, then write the changed result and the rule or evidence that supports it.. Return to this week and explain what you changed.</w:t>
-      </w:r>
-    </w:p>
-    <w:p>
-      <w:r>
-        <w:t>Review The ML Lifecycle (ai-4/1). Goal: Distinguish fitting a rule from applying a fixed rule. Short practice: Should the team silently retune on the changed test? Point to the relevant step in the picture, then write the changed result and the rule or evidence that supports it.. Return to this week and explain what you changed.</w:t>
+      <w:pPr>
+        <w:spacing w:line="336" w:lineRule="auto" w:after="180"/>
+      </w:pPr>
+      <w:r>
+        <w:rPr>
+          <w:b w:val="0"/>
+        </w:rPr>
+        <w:t>Review Classification or Regression? (ai-4/3). Goal: Identify a task from the meaning of its target. Short practice: Did regression MAE improve when the boundary changed?</w:t>
+      </w:r>
+    </w:p>
+    <w:p>
+      <w:pPr>
+        <w:spacing w:line="336" w:lineRule="auto" w:after="180"/>
+      </w:pPr>
+      <w:r>
+        <w:rPr>
+          <w:b w:val="0"/>
+        </w:rPr>
+        <w:t xml:space="preserve">Point to the relevant step in the picture, then write the changed result and the rule or </w:t>
+      </w:r>
+      <w:r>
+        <w:rPr>
+          <w:b/>
+        </w:rPr>
+        <w:t>evidence</w:t>
+      </w:r>
+      <w:r>
+        <w:rPr>
+          <w:b w:val="0"/>
+        </w:rPr>
+        <w:t xml:space="preserve"> that supports it.. Return to this week and explain what you changed.</w:t>
+      </w:r>
+    </w:p>
+    <w:p>
+      <w:pPr>
+        <w:spacing w:line="336" w:lineRule="auto" w:after="180"/>
+      </w:pPr>
+      <w:r>
+        <w:rPr>
+          <w:b w:val="0"/>
+        </w:rPr>
+        <w:t xml:space="preserve">Review The ML Lifecycle (ai-4/1). Goal: Distinguish </w:t>
+      </w:r>
+      <w:r>
+        <w:rPr>
+          <w:b/>
+        </w:rPr>
+        <w:t>fitting</w:t>
+      </w:r>
+      <w:r>
+        <w:rPr>
+          <w:b w:val="0"/>
+        </w:rPr>
+        <w:t xml:space="preserve"> a rule from applying a fixed rule. Short practice: Should the team silently retune on the changed test?</w:t>
+      </w:r>
+    </w:p>
+    <w:p>
+      <w:pPr>
+        <w:spacing w:line="336" w:lineRule="auto" w:after="180"/>
+      </w:pPr>
+      <w:r>
+        <w:rPr>
+          <w:b w:val="0"/>
+        </w:rPr>
+        <w:t xml:space="preserve">Point to the relevant step in the picture, then write the changed result and the rule or </w:t>
+      </w:r>
+      <w:r>
+        <w:rPr>
+          <w:b/>
+        </w:rPr>
+        <w:t>evidence</w:t>
+      </w:r>
+      <w:r>
+        <w:rPr>
+          <w:b w:val="0"/>
+        </w:rPr>
+        <w:t xml:space="preserve"> that supports it.. Return to this week and explain what you changed.</w:t>
       </w:r>
     </w:p>
     <w:p>
@@ -4942,8 +7914,61 @@
       </w:r>
     </w:p>
     <w:p>
-      <w:r>
-        <w:t>The browser lab lets you edit the supported Python examples already included in this lesson. Predict first, run, inspect the actual output or error, change one input, then run again. Keep code, predictions, actual results and a reasoned revision together. On paper, label your result as a trace rather than an execution.</w:t>
+      <w:pPr>
+        <w:spacing w:line="336" w:lineRule="auto" w:after="180"/>
+      </w:pPr>
+      <w:r>
+        <w:rPr>
+          <w:b w:val="0"/>
+        </w:rPr>
+        <w:t xml:space="preserve">The browser lab lets you edit the supported Python examples already included in this lesson. Predict first, run, inspect the actual </w:t>
+      </w:r>
+      <w:r>
+        <w:rPr>
+          <w:b/>
+        </w:rPr>
+        <w:t>output</w:t>
+      </w:r>
+      <w:r>
+        <w:rPr>
+          <w:b w:val="0"/>
+        </w:rPr>
+        <w:t xml:space="preserve"> or error, change one </w:t>
+      </w:r>
+      <w:r>
+        <w:rPr>
+          <w:b/>
+        </w:rPr>
+        <w:t>input</w:t>
+      </w:r>
+      <w:r>
+        <w:rPr>
+          <w:b w:val="0"/>
+        </w:rPr>
+        <w:t>, then run again.</w:t>
+      </w:r>
+    </w:p>
+    <w:p>
+      <w:pPr>
+        <w:spacing w:line="336" w:lineRule="auto" w:after="180"/>
+      </w:pPr>
+      <w:r>
+        <w:rPr>
+          <w:b w:val="0"/>
+        </w:rPr>
+        <w:t xml:space="preserve">Keep code, </w:t>
+      </w:r>
+      <w:r>
+        <w:rPr>
+          <w:b/>
+        </w:rPr>
+        <w:t>prediction</w:t>
+      </w:r>
+      <w:r>
+        <w:rPr>
+          <w:b w:val="0"/>
+        </w:rPr>
+        <w:t>s, actual results and a reasoned revision together. On paper, label your result as a trace rather than an execution.</w:t>
       </w:r>
     </w:p>
     <w:p>
@@ -4955,8 +7980,614 @@
       </w:r>
     </w:p>
     <w:p>
-      <w:r>
-        <w:t>Use Download completed work in the hosted lesson to export your answers, reflections, practice feedback and code-run evidence. Open the HTML copy to read or print it. Drafts stay in this browser when storage is available; clear drafts on a shared device.</w:t>
+      <w:pPr>
+        <w:spacing w:line="336" w:lineRule="auto" w:after="180"/>
+      </w:pPr>
+      <w:r>
+        <w:rPr>
+          <w:b w:val="0"/>
+        </w:rPr>
+        <w:t xml:space="preserve">Use Download completed work in the hosted lesson to export your answers, reflections, practice feedback and code-run </w:t>
+      </w:r>
+      <w:r>
+        <w:rPr>
+          <w:b/>
+        </w:rPr>
+        <w:t>evidence</w:t>
+      </w:r>
+      <w:r>
+        <w:rPr>
+          <w:b w:val="0"/>
+        </w:rPr>
+        <w:t>. Open the HTML copy to read or print it.</w:t>
+      </w:r>
+    </w:p>
+    <w:p>
+      <w:pPr>
+        <w:spacing w:line="336" w:lineRule="auto" w:after="180"/>
+      </w:pPr>
+      <w:r>
+        <w:rPr>
+          <w:b w:val="0"/>
+        </w:rPr>
+        <w:t>Drafts stay in this browser when storage is available; clear drafts on a shared device.</w:t>
+      </w:r>
+    </w:p>
+    <w:p>
+      <w:pPr>
+        <w:pStyle w:val="Heading1"/>
+      </w:pPr>
+      <w:r>
+        <w:t>18. Visual concept journey</w:t>
+      </w:r>
+    </w:p>
+    <w:p>
+      <w:r>
+        <w:t>Explain each Python and Table Readiness graphic using its labels, deciding evidence and relevant limitation.</w:t>
+      </w:r>
+    </w:p>
+    <w:p>
+      <w:pPr>
+        <w:pStyle w:val="Heading3"/>
+      </w:pPr>
+      <w:r>
+        <w:t>01. Python and Table Readiness: the case</w:t>
+      </w:r>
+    </w:p>
+    <w:p>
+      <w:r>
+        <w:drawing>
+          <wp:inline xmlns:a="http://schemas.openxmlformats.org/drawingml/2006/main" xmlns:pic="http://schemas.openxmlformats.org/drawingml/2006/picture">
+            <wp:extent cx="5486400" cy="3142488"/>
+            <wp:docPr id="22" name="Picture 22" descr="Inspect a small table before asking Python to compute an average. Supplied facts: Plant heights in cm: P=2, Q=6, R=None, S=0. None means unmeasured; zero is a recorded valid height. All inputs and outcomes in this worked example are invented classroom data; no real model run is claimed."/>
+            <wp:cNvGraphicFramePr>
+              <a:graphicFrameLocks noChangeAspect="1"/>
+            </wp:cNvGraphicFramePr>
+            <a:graphic>
+              <a:graphicData uri="http://schemas.openxmlformats.org/drawingml/2006/picture">
+                <pic:pic>
+                  <pic:nvPicPr>
+                    <pic:cNvPr id="0" name="academy-story-ai-4-4-01.png"/>
+                    <pic:cNvPicPr/>
+                  </pic:nvPicPr>
+                  <pic:blipFill>
+                    <a:blip r:embed="rId29"/>
+                    <a:stretch>
+                      <a:fillRect/>
+                    </a:stretch>
+                  </pic:blipFill>
+                  <pic:spPr>
+                    <a:xfrm>
+                      <a:off x="0" y="0"/>
+                      <a:ext cx="5486400" cy="3142488"/>
+                    </a:xfrm>
+                    <a:prstGeom prst="rect"/>
+                  </pic:spPr>
+                </pic:pic>
+              </a:graphicData>
+            </a:graphic>
+          </wp:inline>
+        </w:drawing>
+      </w:r>
+    </w:p>
+    <w:p>
+      <w:pPr>
+        <w:spacing w:line="336" w:lineRule="auto" w:after="180"/>
+      </w:pPr>
+      <w:r>
+        <w:rPr>
+          <w:b w:val="0"/>
+        </w:rPr>
+        <w:t>Inspect a small table before asking Python to compute an average. Supplied facts: Plant heights in cm: P=2, Q=6, R=None, S=0. None means unmeasured; zero is a recorded valid height.</w:t>
+      </w:r>
+    </w:p>
+    <w:p>
+      <w:pPr>
+        <w:spacing w:line="336" w:lineRule="auto" w:after="180"/>
+      </w:pPr>
+      <w:r>
+        <w:rPr>
+          <w:b w:val="0"/>
+        </w:rPr>
+        <w:t xml:space="preserve">All </w:t>
+      </w:r>
+      <w:r>
+        <w:rPr>
+          <w:b/>
+        </w:rPr>
+        <w:t>input</w:t>
+      </w:r>
+      <w:r>
+        <w:rPr>
+          <w:b w:val="0"/>
+        </w:rPr>
+        <w:t>s and outcomes in this worked example are invented classroom data; no real model run is claimed.</w:t>
+      </w:r>
+    </w:p>
+    <w:p>
+      <w:pPr>
+        <w:spacing w:line="336" w:lineRule="auto" w:after="180"/>
+        <w:shd w:fill="F5F1FB"/>
+      </w:pPr>
+      <w:r>
+        <w:rPr>
+          <w:b w:val="0"/>
+        </w:rPr>
+        <w:t>Point to the given fact that matters most. Explain why it matters.</w:t>
+      </w:r>
+    </w:p>
+    <w:p>
+      <w:pPr>
+        <w:pStyle w:val="Heading3"/>
+      </w:pPr>
+      <w:r>
+        <w:t>02. Follow the deciding steps</w:t>
+      </w:r>
+    </w:p>
+    <w:p>
+      <w:r>
+        <w:drawing>
+          <wp:inline xmlns:a="http://schemas.openxmlformats.org/drawingml/2006/main" xmlns:pic="http://schemas.openxmlformats.org/drawingml/2006/picture">
+            <wp:extent cx="5486400" cy="3182112"/>
+            <wp:docPr id="23" name="Picture 23" descr="Check records: Four rows contain three measured values and one missing value. → Calculate mean: Measured sum is 2+6+0=8; mean is 8/3 cm, approximately 2.67 cm. → Report coverage: Report 3/4 measured, retaining the missing record separately."/>
+            <wp:cNvGraphicFramePr>
+              <a:graphicFrameLocks noChangeAspect="1"/>
+            </wp:cNvGraphicFramePr>
+            <a:graphic>
+              <a:graphicData uri="http://schemas.openxmlformats.org/drawingml/2006/picture">
+                <pic:pic>
+                  <pic:nvPicPr>
+                    <pic:cNvPr id="0" name="academy-story-ai-4-4-02.png"/>
+                    <pic:cNvPicPr/>
+                  </pic:nvPicPr>
+                  <pic:blipFill>
+                    <a:blip r:embed="rId30"/>
+                    <a:stretch>
+                      <a:fillRect/>
+                    </a:stretch>
+                  </pic:blipFill>
+                  <pic:spPr>
+                    <a:xfrm>
+                      <a:off x="0" y="0"/>
+                      <a:ext cx="5486400" cy="3182112"/>
+                    </a:xfrm>
+                    <a:prstGeom prst="rect"/>
+                  </pic:spPr>
+                </pic:pic>
+              </a:graphicData>
+            </a:graphic>
+          </wp:inline>
+        </w:drawing>
+      </w:r>
+    </w:p>
+    <w:p>
+      <w:pPr>
+        <w:spacing w:line="336" w:lineRule="auto" w:after="180"/>
+      </w:pPr>
+      <w:r>
+        <w:rPr>
+          <w:b w:val="0"/>
+        </w:rPr>
+        <w:t>Check records: Four rows contain three measured values and one missing value. → Calculate mean: Measured sum is 2+6+0=8; mean is 8/3 cm, approximately 2.67 cm. → Report coverage: Report 3/4 measured, retaining the missing record separately.</w:t>
+      </w:r>
+    </w:p>
+    <w:p>
+      <w:pPr>
+        <w:spacing w:line="336" w:lineRule="auto" w:after="180"/>
+        <w:shd w:fill="F5F1FB"/>
+      </w:pPr>
+      <w:r>
+        <w:rPr>
+          <w:b w:val="0"/>
+        </w:rPr>
+        <w:t xml:space="preserve">Point to each numbered stage and explain which recorded </w:t>
+      </w:r>
+      <w:r>
+        <w:rPr>
+          <w:b/>
+        </w:rPr>
+        <w:t>input</w:t>
+      </w:r>
+      <w:r>
+        <w:rPr>
+          <w:b w:val="0"/>
+        </w:rPr>
+        <w:t xml:space="preserve"> it uses.</w:t>
+      </w:r>
+    </w:p>
+    <w:p>
+      <w:pPr>
+        <w:pStyle w:val="Heading3"/>
+      </w:pPr>
+      <w:r>
+        <w:t>03. Follow the evidence</w:t>
+      </w:r>
+    </w:p>
+    <w:p>
+      <w:r>
+        <w:drawing>
+          <wp:inline xmlns:a="http://schemas.openxmlformats.org/drawingml/2006/main" xmlns:pic="http://schemas.openxmlformats.org/drawingml/2006/picture">
+            <wp:extent cx="5486400" cy="2834640"/>
+            <wp:docPr id="24" name="Picture 24" descr="Follow the evidence. activity | Nonempty text | Names the session activity. minutes | Integer 0 through 60 | Duration in minutes"/>
+            <wp:cNvGraphicFramePr>
+              <a:graphicFrameLocks noChangeAspect="1"/>
+            </wp:cNvGraphicFramePr>
+            <a:graphic>
+              <a:graphicData uri="http://schemas.openxmlformats.org/drawingml/2006/picture">
+                <pic:pic>
+                  <pic:nvPicPr>
+                    <pic:cNvPr id="0" name="academy-story-ai-4-4-03.png"/>
+                    <pic:cNvPicPr/>
+                  </pic:nvPicPr>
+                  <pic:blipFill>
+                    <a:blip r:embed="rId31"/>
+                    <a:stretch>
+                      <a:fillRect/>
+                    </a:stretch>
+                  </pic:blipFill>
+                  <pic:spPr>
+                    <a:xfrm>
+                      <a:off x="0" y="0"/>
+                      <a:ext cx="5486400" cy="2834640"/>
+                    </a:xfrm>
+                    <a:prstGeom prst="rect"/>
+                  </pic:spPr>
+                </pic:pic>
+              </a:graphicData>
+            </a:graphic>
+          </wp:inline>
+        </w:drawing>
+      </w:r>
+    </w:p>
+    <w:p>
+      <w:pPr>
+        <w:spacing w:line="336" w:lineRule="auto" w:after="180"/>
+      </w:pPr>
+      <w:r>
+        <w:rPr>
+          <w:b w:val="0"/>
+        </w:rPr>
+        <w:t xml:space="preserve">Follow the </w:t>
+      </w:r>
+      <w:r>
+        <w:rPr>
+          <w:b/>
+        </w:rPr>
+        <w:t>evidence</w:t>
+      </w:r>
+      <w:r>
+        <w:rPr>
+          <w:b w:val="0"/>
+        </w:rPr>
+        <w:t>. activity | Nonempty text | Names the session activity. minutes | Integer 0 through 60 | Duration in minutes</w:t>
+      </w:r>
+    </w:p>
+    <w:p>
+      <w:pPr>
+        <w:spacing w:line="336" w:lineRule="auto" w:after="180"/>
+        <w:shd w:fill="F5F1FB"/>
+      </w:pPr>
+      <w:r>
+        <w:rPr>
+          <w:b w:val="0"/>
+        </w:rPr>
+        <w:t>Read the labels and values. Explain the relationship the model shows.</w:t>
+      </w:r>
+    </w:p>
+    <w:p>
+      <w:pPr>
+        <w:pStyle w:val="Heading3"/>
+      </w:pPr>
+      <w:r>
+        <w:t>04. Change one thing. Trace what follows.</w:t>
+      </w:r>
+    </w:p>
+    <w:p>
+      <w:r>
+        <w:drawing>
+          <wp:inline xmlns:a="http://schemas.openxmlformats.org/drawingml/2006/main" xmlns:pic="http://schemas.openxmlformats.org/drawingml/2006/picture">
+            <wp:extent cx="5486400" cy="3026664"/>
+            <wp:docPr id="25" name="Picture 25" descr="Original case: Report 3/4 measured, retaining the missing record separately. Changed condition: S changes from 0 to None. Expected result: Mean becomes (2+6)/2=4 cm with 2/4 measured. Reason: Removing a measured zero changes both the denominator and the coverage."/>
+            <wp:cNvGraphicFramePr>
+              <a:graphicFrameLocks noChangeAspect="1"/>
+            </wp:cNvGraphicFramePr>
+            <a:graphic>
+              <a:graphicData uri="http://schemas.openxmlformats.org/drawingml/2006/picture">
+                <pic:pic>
+                  <pic:nvPicPr>
+                    <pic:cNvPr id="0" name="academy-story-ai-4-4-04.png"/>
+                    <pic:cNvPicPr/>
+                  </pic:nvPicPr>
+                  <pic:blipFill>
+                    <a:blip r:embed="rId32"/>
+                    <a:stretch>
+                      <a:fillRect/>
+                    </a:stretch>
+                  </pic:blipFill>
+                  <pic:spPr>
+                    <a:xfrm>
+                      <a:off x="0" y="0"/>
+                      <a:ext cx="5486400" cy="3026664"/>
+                    </a:xfrm>
+                    <a:prstGeom prst="rect"/>
+                  </pic:spPr>
+                </pic:pic>
+              </a:graphicData>
+            </a:graphic>
+          </wp:inline>
+        </w:drawing>
+      </w:r>
+    </w:p>
+    <w:p>
+      <w:pPr>
+        <w:spacing w:line="336" w:lineRule="auto" w:after="180"/>
+      </w:pPr>
+      <w:r>
+        <w:rPr>
+          <w:b w:val="0"/>
+        </w:rPr>
+        <w:t>Original case: Report 3/4 measured, retaining the missing record separately. Changed condition: S changes from 0 to None. Expected result: Mean becomes (2+6)/2=4 cm with 2/4 measured.</w:t>
+      </w:r>
+    </w:p>
+    <w:p>
+      <w:pPr>
+        <w:spacing w:line="336" w:lineRule="auto" w:after="180"/>
+      </w:pPr>
+      <w:r>
+        <w:rPr>
+          <w:b w:val="0"/>
+        </w:rPr>
+        <w:t>Reason: Removing a measured zero changes both the denominator and the coverage.</w:t>
+      </w:r>
+    </w:p>
+    <w:p>
+      <w:pPr>
+        <w:spacing w:line="336" w:lineRule="auto" w:after="180"/>
+        <w:shd w:fill="F5F1FB"/>
+      </w:pPr>
+      <w:r>
+        <w:rPr>
+          <w:b w:val="0"/>
+        </w:rPr>
+        <w:t>Predict before checking the worked changed-case result. Name what changed and what the supplied facts allow you to conclude.</w:t>
+      </w:r>
+    </w:p>
+    <w:p>
+      <w:pPr>
+        <w:pStyle w:val="Heading3"/>
+      </w:pPr>
+      <w:r>
+        <w:t>05. Connect the explanation to its limit</w:t>
+      </w:r>
+    </w:p>
+    <w:p>
+      <w:r>
+        <w:drawing>
+          <wp:inline xmlns:a="http://schemas.openxmlformats.org/drawingml/2006/main" xmlns:pic="http://schemas.openxmlformats.org/drawingml/2006/picture">
+            <wp:extent cx="5486400" cy="2834640"/>
+            <wp:docPr id="26" name="Picture 26" descr="Read the picture in order. Report 3/4 measured, retaining the missing record separately. The arrows show which recorded input or intermediate result each decision uses. Explain the deciding step aloud before checking the changed case; pointing to the final answer alone does not show how it follows. Limit: The measured-row mean may not represent the missing plants; investigate why those readings are absent."/>
+            <wp:cNvGraphicFramePr>
+              <a:graphicFrameLocks noChangeAspect="1"/>
+            </wp:cNvGraphicFramePr>
+            <a:graphic>
+              <a:graphicData uri="http://schemas.openxmlformats.org/drawingml/2006/picture">
+                <pic:pic>
+                  <pic:nvPicPr>
+                    <pic:cNvPr id="0" name="academy-story-ai-4-4-05.png"/>
+                    <pic:cNvPicPr/>
+                  </pic:nvPicPr>
+                  <pic:blipFill>
+                    <a:blip r:embed="rId33"/>
+                    <a:stretch>
+                      <a:fillRect/>
+                    </a:stretch>
+                  </pic:blipFill>
+                  <pic:spPr>
+                    <a:xfrm>
+                      <a:off x="0" y="0"/>
+                      <a:ext cx="5486400" cy="2834640"/>
+                    </a:xfrm>
+                    <a:prstGeom prst="rect"/>
+                  </pic:spPr>
+                </pic:pic>
+              </a:graphicData>
+            </a:graphic>
+          </wp:inline>
+        </w:drawing>
+      </w:r>
+    </w:p>
+    <w:p>
+      <w:pPr>
+        <w:spacing w:line="336" w:lineRule="auto" w:after="180"/>
+      </w:pPr>
+      <w:r>
+        <w:rPr>
+          <w:b w:val="0"/>
+        </w:rPr>
+        <w:t xml:space="preserve">Read the picture in order. Report 3/4 measured, retaining the missing record separately. The arrows show which recorded </w:t>
+      </w:r>
+      <w:r>
+        <w:rPr>
+          <w:b/>
+        </w:rPr>
+        <w:t>input</w:t>
+      </w:r>
+      <w:r>
+        <w:rPr>
+          <w:b w:val="0"/>
+        </w:rPr>
+        <w:t xml:space="preserve"> or intermediate result each decision uses.</w:t>
+      </w:r>
+    </w:p>
+    <w:p>
+      <w:pPr>
+        <w:spacing w:line="336" w:lineRule="auto" w:after="180"/>
+      </w:pPr>
+      <w:r>
+        <w:rPr>
+          <w:b w:val="0"/>
+        </w:rPr>
+        <w:t>Explain the deciding step aloud before checking the changed case; pointing to the final answer alone does not show how it follows.</w:t>
+      </w:r>
+    </w:p>
+    <w:p>
+      <w:pPr>
+        <w:spacing w:line="336" w:lineRule="auto" w:after="180"/>
+      </w:pPr>
+      <w:r>
+        <w:rPr>
+          <w:b w:val="0"/>
+        </w:rPr>
+        <w:t>Limit: The measured-row mean may not represent the missing plants; investigate why those readings are absent.</w:t>
+      </w:r>
+    </w:p>
+    <w:p>
+      <w:pPr>
+        <w:spacing w:line="336" w:lineRule="auto" w:after="180"/>
+        <w:shd w:fill="F5F1FB"/>
+      </w:pPr>
+      <w:r>
+        <w:rPr>
+          <w:b w:val="0"/>
+        </w:rPr>
+        <w:t>Explain the case, then point to a limit on the claim.</w:t>
+      </w:r>
+    </w:p>
+    <w:p>
+      <w:pPr>
+        <w:pStyle w:val="Heading3"/>
+      </w:pPr>
+      <w:r>
+        <w:t>06. Make the idea visible in your project</w:t>
+      </w:r>
+    </w:p>
+    <w:p>
+      <w:r>
+        <w:drawing>
+          <wp:inline xmlns:a="http://schemas.openxmlformats.org/drawingml/2006/main" xmlns:pic="http://schemas.openxmlformats.org/drawingml/2006/picture">
+            <wp:extent cx="5486400" cy="3681984"/>
+            <wp:docPr id="27" name="Picture 27" descr="For your Responsible Plant Classifier, save the input, procedure, observed result and limitation of this check. Label this worked example as practice; use a different, previously unreviewed case when checking independent understanding. Draw your input, deciding step, result and limit. Supported question: Why should the missing value not silently become zero? Point to the relevant step in the picture, then write the changed result and the rule or evidence that supports it."/>
+            <wp:cNvGraphicFramePr>
+              <a:graphicFrameLocks noChangeAspect="1"/>
+            </wp:cNvGraphicFramePr>
+            <a:graphic>
+              <a:graphicData uri="http://schemas.openxmlformats.org/drawingml/2006/picture">
+                <pic:pic>
+                  <pic:nvPicPr>
+                    <pic:cNvPr id="0" name="academy-story-ai-4-4-06.png"/>
+                    <pic:cNvPicPr/>
+                  </pic:nvPicPr>
+                  <pic:blipFill>
+                    <a:blip r:embed="rId34"/>
+                    <a:stretch>
+                      <a:fillRect/>
+                    </a:stretch>
+                  </pic:blipFill>
+                  <pic:spPr>
+                    <a:xfrm>
+                      <a:off x="0" y="0"/>
+                      <a:ext cx="5486400" cy="3681984"/>
+                    </a:xfrm>
+                    <a:prstGeom prst="rect"/>
+                  </pic:spPr>
+                </pic:pic>
+              </a:graphicData>
+            </a:graphic>
+          </wp:inline>
+        </w:drawing>
+      </w:r>
+    </w:p>
+    <w:p>
+      <w:pPr>
+        <w:spacing w:line="336" w:lineRule="auto" w:after="180"/>
+      </w:pPr>
+      <w:r>
+        <w:rPr>
+          <w:b w:val="0"/>
+        </w:rPr>
+        <w:t xml:space="preserve">For your Responsible Plant Classifier, save the </w:t>
+      </w:r>
+      <w:r>
+        <w:rPr>
+          <w:b/>
+        </w:rPr>
+        <w:t>input</w:t>
+      </w:r>
+      <w:r>
+        <w:rPr>
+          <w:b w:val="0"/>
+        </w:rPr>
+        <w:t>, procedure, observed result and limitation of this check.</w:t>
+      </w:r>
+    </w:p>
+    <w:p>
+      <w:pPr>
+        <w:spacing w:line="336" w:lineRule="auto" w:after="180"/>
+      </w:pPr>
+      <w:r>
+        <w:rPr>
+          <w:b w:val="0"/>
+        </w:rPr>
+        <w:t xml:space="preserve">Label this worked example as practice; use a different, previously unreviewed case when checking independent understanding. Draw your </w:t>
+      </w:r>
+      <w:r>
+        <w:rPr>
+          <w:b/>
+        </w:rPr>
+        <w:t>input</w:t>
+      </w:r>
+      <w:r>
+        <w:rPr>
+          <w:b w:val="0"/>
+        </w:rPr>
+        <w:t>, deciding step, result and limit.</w:t>
+      </w:r>
+    </w:p>
+    <w:p>
+      <w:pPr>
+        <w:spacing w:line="336" w:lineRule="auto" w:after="180"/>
+      </w:pPr>
+      <w:r>
+        <w:rPr>
+          <w:b w:val="0"/>
+        </w:rPr>
+        <w:t xml:space="preserve">Supported question: Why should the missing value not silently become zero? Point to the relevant step in the picture, then write the changed result and the rule or </w:t>
+      </w:r>
+      <w:r>
+        <w:rPr>
+          <w:b/>
+        </w:rPr>
+        <w:t>evidence</w:t>
+      </w:r>
+      <w:r>
+        <w:rPr>
+          <w:b w:val="0"/>
+        </w:rPr>
+        <w:t xml:space="preserve"> that supports it.</w:t>
+      </w:r>
+    </w:p>
+    <w:p>
+      <w:pPr>
+        <w:spacing w:line="336" w:lineRule="auto" w:after="180"/>
+        <w:shd w:fill="F5F1FB"/>
+      </w:pPr>
+      <w:r>
+        <w:rPr>
+          <w:b w:val="0"/>
+        </w:rPr>
+        <w:t xml:space="preserve">Draw your project trace and justify the deciding step using </w:t>
+      </w:r>
+      <w:r>
+        <w:rPr>
+          <w:b/>
+        </w:rPr>
+        <w:t>evidence</w:t>
+      </w:r>
+      <w:r>
+        <w:rPr>
+          <w:b w:val="0"/>
+        </w:rPr>
+        <w:t>.</w:t>
       </w:r>
     </w:p>
     <w:sectPr>
